--- a/templates/cv_template_DE_startup.docx
+++ b/templates/cv_template_DE_startup.docx
@@ -265,8 +265,9 @@
           <w:bCs/>
           <w:sz w:val="21"/>
           <w:szCs w:val="21"/>
-        </w:rPr>
-        <w:t xml:space="preserve"> Advisor | </w:t>
+          <w:lang w:val="en-US"/>
+        </w:rPr>
+        <w:t xml:space="preserve"> &amp; Growth</w:t>
       </w:r>
       <w:r>
         <w:rPr>
@@ -274,9 +275,8 @@
           <w:bCs/>
           <w:sz w:val="21"/>
           <w:szCs w:val="21"/>
-          <w:lang w:val="en-US"/>
-        </w:rPr>
-        <w:t>Freelance</w:t>
+        </w:rPr>
+        <w:t xml:space="preserve"> Advisor | </w:t>
       </w:r>
       <w:r>
         <w:rPr>
@@ -284,8 +284,9 @@
           <w:bCs/>
           <w:sz w:val="21"/>
           <w:szCs w:val="21"/>
-        </w:rPr>
-        <w:t xml:space="preserve"> | Berli</w:t>
+          <w:lang w:val="en-US"/>
+        </w:rPr>
+        <w:t>Freelance</w:t>
       </w:r>
       <w:r>
         <w:rPr>
@@ -293,9 +294,8 @@
           <w:bCs/>
           <w:sz w:val="21"/>
           <w:szCs w:val="21"/>
-          <w:lang w:val="en-US"/>
-        </w:rPr>
-        <w:t>n</w:t>
+        </w:rPr>
+        <w:t xml:space="preserve"> | Berli</w:t>
       </w:r>
       <w:r>
         <w:rPr>
@@ -305,17 +305,7 @@
           <w:szCs w:val="21"/>
           <w:lang w:val="en-US"/>
         </w:rPr>
-        <w:tab/>
-      </w:r>
-      <w:r>
-        <w:rPr>
-          <w:b/>
-          <w:bCs/>
-          <w:sz w:val="21"/>
-          <w:szCs w:val="21"/>
-          <w:lang w:val="en-US"/>
-        </w:rPr>
-        <w:tab/>
+        <w:t>n</w:t>
       </w:r>
       <w:r>
         <w:rPr>

--- a/templates/cv_template_DE_startup.docx
+++ b/templates/cv_template_DE_startup.docx
@@ -370,72 +370,43 @@
     </w:p>
     <w:p>
       <w:pPr>
+        <w:spacing w:after="80"/>
+        <w:rPr>
+          <w:lang w:val="en-US"/>
+        </w:rPr>
+      </w:pPr>
+      <w:r>
+        <w:rPr>
+          <w:rFonts w:ascii="Arial" w:eastAsia="Arial" w:hAnsi="Arial" w:cs="Arial"/>
+          <w:color w:val="444444"/>
+          <w:sz w:val="21"/>
+          <w:szCs w:val="21"/>
+        </w:rPr>
+        <w:t>Advising an early-stage social startup on digital marketing and acquisition, with a focus on conversion optimization and lifecycle marketing.</w:t>
+      </w:r>
+    </w:p>
+    <w:p>
+      <w:pPr>
         <w:pStyle w:val="ListParagraph"/>
         <w:numPr>
           <w:ilvl w:val="0"/>
-          <w:numId w:val="22"/>
+          <w:numId w:val="25"/>
         </w:numPr>
-        <w:spacing w:after="0"/>
-        <w:rPr>
-          <w:sz w:val="21"/>
-          <w:szCs w:val="21"/>
-        </w:rPr>
-      </w:pPr>
-      <w:r>
-        <w:rPr>
-          <w:sz w:val="21"/>
-          <w:szCs w:val="21"/>
-          <w:lang w:val="en-US"/>
-        </w:rPr>
-        <w:t xml:space="preserve">Convert </w:t>
-      </w:r>
-      <w:r>
-        <w:rPr>
-          <w:rFonts w:hint="eastAsia"/>
-          <w:sz w:val="21"/>
-          <w:szCs w:val="21"/>
-        </w:rPr>
-        <w:t>10%</w:t>
-      </w:r>
-      <w:r>
-        <w:rPr>
-          <w:sz w:val="21"/>
-          <w:szCs w:val="21"/>
-          <w:lang w:val="en-US"/>
-        </w:rPr>
-        <w:t xml:space="preserve"> of prospects into sign-ups</w:t>
-      </w:r>
-      <w:r>
-        <w:rPr>
-          <w:rFonts w:hint="eastAsia"/>
-          <w:sz w:val="21"/>
-          <w:szCs w:val="21"/>
-        </w:rPr>
-        <w:t xml:space="preserve"> and </w:t>
-      </w:r>
-      <w:r>
-        <w:rPr>
-          <w:sz w:val="21"/>
-          <w:szCs w:val="21"/>
-          <w:lang w:val="en-US"/>
-        </w:rPr>
-        <w:t>turn 9%</w:t>
-      </w:r>
-      <w:r>
-        <w:rPr>
-          <w:rFonts w:hint="eastAsia"/>
-          <w:sz w:val="21"/>
-          <w:szCs w:val="21"/>
-        </w:rPr>
-        <w:t xml:space="preserve"> sign-ups into paying customers</w:t>
-      </w:r>
-      <w:r>
-        <w:rPr>
-          <w:sz w:val="21"/>
-          <w:szCs w:val="21"/>
-          <w:lang w:val="en-US"/>
-        </w:rPr>
-        <w:t xml:space="preserve"> through experiments via multiple growth funnels (forms, emails)</w:t>
+        <w:spacing w:after="60" w:line="240" w:lineRule="auto"/>
+        <w:contextualSpacing w:val="0"/>
+        <w:rPr>
+          <w:sz w:val="21"/>
+          <w:szCs w:val="21"/>
+        </w:rPr>
+      </w:pPr>
+      <w:r>
+        <w:rPr>
+          <w:rFonts w:ascii="Arial" w:eastAsia="Arial" w:hAnsi="Arial" w:cs="Arial"/>
+          <w:color w:val="444444"/>
+          <w:sz w:val="21"/>
+          <w:szCs w:val="21"/>
+        </w:rPr>
+        <w:t>Built a complete email journey and email templates to replace manual WhatsApp communication, freeing 25 hours per week</w:t>
       </w:r>
     </w:p>
     <w:p>
@@ -443,110 +414,27 @@
         <w:pStyle w:val="ListParagraph"/>
         <w:numPr>
           <w:ilvl w:val="0"/>
-          <w:numId w:val="22"/>
+          <w:numId w:val="25"/>
         </w:numPr>
-        <w:spacing w:after="0"/>
-        <w:rPr>
-          <w:sz w:val="21"/>
-          <w:szCs w:val="21"/>
-        </w:rPr>
-      </w:pPr>
-      <w:r>
-        <w:rPr>
-          <w:rFonts w:hint="eastAsia"/>
-          <w:sz w:val="21"/>
-          <w:szCs w:val="21"/>
-        </w:rPr>
-        <w:t>Buil</w:t>
-      </w:r>
-      <w:r>
-        <w:rPr>
-          <w:sz w:val="21"/>
-          <w:szCs w:val="21"/>
-          <w:lang w:val="en-US"/>
-        </w:rPr>
-        <w:t xml:space="preserve">d </w:t>
-      </w:r>
-      <w:r>
-        <w:rPr>
-          <w:rFonts w:hint="eastAsia"/>
-          <w:sz w:val="21"/>
-          <w:szCs w:val="21"/>
-        </w:rPr>
-        <w:t>a complete email journey</w:t>
-      </w:r>
-      <w:r>
-        <w:rPr>
-          <w:sz w:val="21"/>
-          <w:szCs w:val="21"/>
-          <w:lang w:val="en-US"/>
-        </w:rPr>
-        <w:t xml:space="preserve"> and email templates</w:t>
-      </w:r>
-      <w:r>
-        <w:rPr>
-          <w:rFonts w:hint="eastAsia"/>
-          <w:sz w:val="21"/>
-          <w:szCs w:val="21"/>
-        </w:rPr>
-        <w:t xml:space="preserve"> to replace manual WhatsApp communication</w:t>
-      </w:r>
-      <w:r>
-        <w:rPr>
-          <w:sz w:val="21"/>
-          <w:szCs w:val="21"/>
-          <w:lang w:val="en-US"/>
-        </w:rPr>
-        <w:t>, freeing 25 hours per week.</w:t>
+        <w:spacing w:after="60" w:line="240" w:lineRule="auto"/>
+        <w:contextualSpacing w:val="0"/>
+        <w:rPr>
+          <w:sz w:val="21"/>
+          <w:szCs w:val="21"/>
+        </w:rPr>
+      </w:pPr>
+      <w:r>
+        <w:rPr>
+          <w:rFonts w:ascii="Arial" w:eastAsia="Arial" w:hAnsi="Arial" w:cs="Arial"/>
+          <w:color w:val="444444"/>
+          <w:sz w:val="21"/>
+          <w:szCs w:val="21"/>
+        </w:rPr>
+        <w:t>Consolidated fragmented data into a unified system (HubSpot) to automate onboarding, engagement, and retention flows</w:t>
       </w:r>
     </w:p>
     <w:p>
       <w:pPr>
-        <w:pStyle w:val="ListParagraph"/>
-        <w:numPr>
-          <w:ilvl w:val="0"/>
-          <w:numId w:val="22"/>
-        </w:numPr>
-        <w:spacing w:after="0"/>
-        <w:rPr>
-          <w:sz w:val="21"/>
-          <w:szCs w:val="21"/>
-          <w:lang w:val="en-US"/>
-        </w:rPr>
-      </w:pPr>
-      <w:r>
-        <w:rPr>
-          <w:sz w:val="21"/>
-          <w:szCs w:val="21"/>
-        </w:rPr>
-        <w:t xml:space="preserve">Consolidate fragmented data into a unified system </w:t>
-      </w:r>
-      <w:r>
-        <w:rPr>
-          <w:sz w:val="21"/>
-          <w:szCs w:val="21"/>
-          <w:lang w:val="en-US"/>
-        </w:rPr>
-        <w:t xml:space="preserve">(HubSpot) </w:t>
-      </w:r>
-      <w:r>
-        <w:rPr>
-          <w:sz w:val="21"/>
-          <w:szCs w:val="21"/>
-        </w:rPr>
-        <w:t>to automate onboarding, engagement, and retention flows.</w:t>
-      </w:r>
-      <w:r>
-        <w:rPr>
-          <w:sz w:val="21"/>
-          <w:szCs w:val="21"/>
-          <w:lang w:val="en-US"/>
-        </w:rPr>
-        <w:t xml:space="preserve"> </w:t>
-      </w:r>
-    </w:p>
-    <w:p>
-      <w:pPr>
         <w:spacing w:after="0"/>
         <w:rPr>
           <w:sz w:val="21"/>
@@ -570,7 +458,7 @@
           <w:szCs w:val="21"/>
           <w:lang w:val="en-US"/>
         </w:rPr>
-        <w:t xml:space="preserve"> Zeya Social, an early-stage social startup. I focus on acquisition and early lifecycle experimentation in email marketing to deepen my hands-on growth experience in a startup environment.</w:t>
+        <w:t xml:space="preserve"> Zeya Social</w:t>
       </w:r>
     </w:p>
     <w:p>
@@ -984,8 +872,15 @@
     </w:p>
     <w:p>
       <w:pPr>
+        <w:pStyle w:val="ListParagraph"/>
+        <w:numPr>
+          <w:ilvl w:val="0"/>
+          <w:numId w:val="27"/>
+        </w:numPr>
         <w:spacing w:after="0"/>
         <w:rPr>
+          <w:sz w:val="21"/>
+          <w:szCs w:val="21"/>
           <w:lang w:val="en-US"/>
         </w:rPr>
       </w:pPr>
@@ -1062,38 +957,20 @@
         <w:pStyle w:val="ListParagraph"/>
         <w:numPr>
           <w:ilvl w:val="0"/>
-          <w:numId w:val="24"/>
+          <w:numId w:val="27"/>
         </w:numPr>
-        <w:spacing w:after="0"/>
-        <w:rPr>
-          <w:sz w:val="21"/>
-          <w:szCs w:val="21"/>
-          <w:lang w:val="en-US"/>
-        </w:rPr>
-      </w:pPr>
-      <w:r>
-        <w:rPr>
-          <w:sz w:val="21"/>
-          <w:szCs w:val="21"/>
-          <w:lang w:val="en-US"/>
-        </w:rPr>
-        <w:t xml:space="preserve">German </w:t>
-      </w:r>
-      <w:r>
-        <w:rPr>
-          <w:sz w:val="21"/>
-          <w:szCs w:val="21"/>
-          <w:lang w:val="en-US"/>
-        </w:rPr>
-        <w:t>Vocabulary</w:t>
-      </w:r>
-      <w:r>
-        <w:rPr>
-          <w:sz w:val="21"/>
-          <w:szCs w:val="21"/>
-          <w:lang w:val="en-US"/>
-        </w:rPr>
-        <w:t xml:space="preserve"> &amp; C1 Exam Preparator</w:t>
+        <w:spacing w:after="60" w:line="240" w:lineRule="auto"/>
+        <w:rPr>
+          <w:sz w:val="21"/>
+          <w:szCs w:val="21"/>
+        </w:rPr>
+      </w:pPr>
+      <w:r>
+        <w:rPr>
+          <w:sz w:val="21"/>
+          <w:szCs w:val="21"/>
+        </w:rPr>
+        <w:t>Completing DeepLearning.AI programs in AI agents and automation workflows</w:t>
       </w:r>
     </w:p>
     <w:p>
@@ -1101,62 +978,43 @@
         <w:pStyle w:val="ListParagraph"/>
         <w:numPr>
           <w:ilvl w:val="0"/>
-          <w:numId w:val="24"/>
+          <w:numId w:val="27"/>
         </w:numPr>
-        <w:spacing w:after="0"/>
-        <w:rPr>
-          <w:sz w:val="21"/>
-          <w:szCs w:val="21"/>
-          <w:lang w:val="en-US"/>
-        </w:rPr>
-      </w:pPr>
-      <w:r>
-        <w:rPr>
-          <w:sz w:val="21"/>
-          <w:szCs w:val="21"/>
-          <w:lang w:val="en-US"/>
-        </w:rPr>
-        <w:t xml:space="preserve">Job Search Master </w:t>
+        <w:spacing w:after="60" w:line="240" w:lineRule="auto"/>
+        <w:rPr>
+          <w:sz w:val="21"/>
+          <w:szCs w:val="21"/>
+        </w:rPr>
+      </w:pPr>
+      <w:r>
+        <w:rPr>
+          <w:sz w:val="21"/>
+          <w:szCs w:val="21"/>
+        </w:rPr>
+        <w:t xml:space="preserve">Building a side project: developing an AI-powered product and taking it through the full </w:t>
+      </w:r>
+      <w:r>
+        <w:rPr>
+          <w:sz w:val="21"/>
+          <w:szCs w:val="21"/>
+          <w:lang w:val="en-US"/>
+        </w:rPr>
+        <w:t xml:space="preserve">GTM </w:t>
+      </w:r>
+      <w:r>
+        <w:rPr>
+          <w:sz w:val="21"/>
+          <w:szCs w:val="21"/>
+        </w:rPr>
+        <w:t>process</w:t>
       </w:r>
     </w:p>
     <w:p>
       <w:pPr>
-        <w:pStyle w:val="ListParagraph"/>
-        <w:numPr>
-          <w:ilvl w:val="0"/>
-          <w:numId w:val="24"/>
-        </w:numPr>
         <w:spacing w:after="0"/>
         <w:rPr>
           <w:sz w:val="21"/>
           <w:szCs w:val="21"/>
-          <w:lang w:val="en-US"/>
-        </w:rPr>
-      </w:pPr>
-      <w:r>
-        <w:rPr>
-          <w:sz w:val="21"/>
-          <w:szCs w:val="21"/>
-          <w:lang w:val="en-US"/>
-        </w:rPr>
-        <w:t>LinkedIn</w:t>
-      </w:r>
-      <w:r>
-        <w:rPr>
-          <w:sz w:val="21"/>
-          <w:szCs w:val="21"/>
-          <w:lang w:val="en-US"/>
-        </w:rPr>
-        <w:t xml:space="preserve"> Connection Automation</w:t>
-      </w:r>
-    </w:p>
-    <w:p>
-      <w:pPr>
-        <w:spacing w:after="0"/>
-        <w:rPr>
-          <w:sz w:val="21"/>
-          <w:szCs w:val="21"/>
-          <w:lang w:val="en-US"/>
         </w:rPr>
       </w:pPr>
     </w:p>
@@ -1240,7 +1098,22 @@
           <w:sz w:val="21"/>
           <w:szCs w:val="21"/>
         </w:rPr>
-        <w:t xml:space="preserve"> CMS (Adobe Experience Manager, Squarespace) | CRM (HubSpot) | SEO (Semrush) | Design (Figma, Photoshop) | Automation (Zapier)</w:t>
+        <w:t xml:space="preserve"> CMS (Adobe Experience Manager, Squarespace) | CRM (HubSpot) | SEO (Semrush) | Design (Figma, Photoshop) | Automation (</w:t>
+      </w:r>
+      <w:r>
+        <w:rPr>
+          <w:sz w:val="21"/>
+          <w:szCs w:val="21"/>
+          <w:lang w:val="en-US"/>
+        </w:rPr>
+        <w:t>n8n</w:t>
+      </w:r>
+      <w:r>
+        <w:rPr>
+          <w:sz w:val="21"/>
+          <w:szCs w:val="21"/>
+        </w:rPr>
+        <w:t>)</w:t>
       </w:r>
     </w:p>
     <w:p>
@@ -1480,7 +1353,6 @@
           <w:b/>
           <w:bCs/>
         </w:rPr>
-        <w:lastRenderedPageBreak/>
         <w:t>Education</w:t>
       </w:r>
     </w:p>
@@ -2445,6 +2317,60 @@
     </w:lvl>
   </w:abstractNum>
   <w:abstractNum w:abstractNumId="7" w15:restartNumberingAfterBreak="0">
+    <w:nsid w:val="24CE2DED"/>
+    <w:multiLevelType w:val="hybridMultilevel"/>
+    <w:tmpl w:val="1AA448DA"/>
+    <w:lvl w:ilvl="0" w:tplc="3CD87798">
+      <w:start w:val="1"/>
+      <w:numFmt w:val="bullet"/>
+      <w:lvlText w:val="•"/>
+      <w:lvlJc w:val="left"/>
+      <w:pPr>
+        <w:ind w:left="540" w:hanging="260"/>
+      </w:pPr>
+    </w:lvl>
+    <w:lvl w:ilvl="1" w:tplc="8354B392">
+      <w:numFmt w:val="decimal"/>
+      <w:lvlText w:val=""/>
+      <w:lvlJc w:val="left"/>
+    </w:lvl>
+    <w:lvl w:ilvl="2" w:tplc="80942BC6">
+      <w:numFmt w:val="decimal"/>
+      <w:lvlText w:val=""/>
+      <w:lvlJc w:val="left"/>
+    </w:lvl>
+    <w:lvl w:ilvl="3" w:tplc="CA3CE4EC">
+      <w:numFmt w:val="decimal"/>
+      <w:lvlText w:val=""/>
+      <w:lvlJc w:val="left"/>
+    </w:lvl>
+    <w:lvl w:ilvl="4" w:tplc="DB98FAE0">
+      <w:numFmt w:val="decimal"/>
+      <w:lvlText w:val=""/>
+      <w:lvlJc w:val="left"/>
+    </w:lvl>
+    <w:lvl w:ilvl="5" w:tplc="EA4AD41E">
+      <w:numFmt w:val="decimal"/>
+      <w:lvlText w:val=""/>
+      <w:lvlJc w:val="left"/>
+    </w:lvl>
+    <w:lvl w:ilvl="6" w:tplc="FFC611CA">
+      <w:numFmt w:val="decimal"/>
+      <w:lvlText w:val=""/>
+      <w:lvlJc w:val="left"/>
+    </w:lvl>
+    <w:lvl w:ilvl="7" w:tplc="DAB63C36">
+      <w:numFmt w:val="decimal"/>
+      <w:lvlText w:val=""/>
+      <w:lvlJc w:val="left"/>
+    </w:lvl>
+    <w:lvl w:ilvl="8" w:tplc="3FAC2624">
+      <w:numFmt w:val="decimal"/>
+      <w:lvlText w:val=""/>
+      <w:lvlJc w:val="left"/>
+    </w:lvl>
+  </w:abstractNum>
+  <w:abstractNum w:abstractNumId="8" w15:restartNumberingAfterBreak="0">
     <w:nsid w:val="2B88349E"/>
     <w:multiLevelType w:val="hybridMultilevel"/>
     <w:tmpl w:val="7D0A8B34"/>
@@ -2556,7 +2482,7 @@
       </w:rPr>
     </w:lvl>
   </w:abstractNum>
-  <w:abstractNum w:abstractNumId="8" w15:restartNumberingAfterBreak="0">
+  <w:abstractNum w:abstractNumId="9" w15:restartNumberingAfterBreak="0">
     <w:nsid w:val="2C4A5AD9"/>
     <w:multiLevelType w:val="hybridMultilevel"/>
     <w:tmpl w:val="052835E2"/>
@@ -2668,7 +2594,7 @@
       </w:rPr>
     </w:lvl>
   </w:abstractNum>
-  <w:abstractNum w:abstractNumId="9" w15:restartNumberingAfterBreak="0">
+  <w:abstractNum w:abstractNumId="10" w15:restartNumberingAfterBreak="0">
     <w:nsid w:val="305724AC"/>
     <w:multiLevelType w:val="hybridMultilevel"/>
     <w:tmpl w:val="6186E87A"/>
@@ -2780,7 +2706,7 @@
       </w:rPr>
     </w:lvl>
   </w:abstractNum>
-  <w:abstractNum w:abstractNumId="10" w15:restartNumberingAfterBreak="0">
+  <w:abstractNum w:abstractNumId="11" w15:restartNumberingAfterBreak="0">
     <w:nsid w:val="310A78CD"/>
     <w:multiLevelType w:val="hybridMultilevel"/>
     <w:tmpl w:val="63D8CF62"/>
@@ -2892,7 +2818,7 @@
       </w:rPr>
     </w:lvl>
   </w:abstractNum>
-  <w:abstractNum w:abstractNumId="11" w15:restartNumberingAfterBreak="0">
+  <w:abstractNum w:abstractNumId="12" w15:restartNumberingAfterBreak="0">
     <w:nsid w:val="3AA50F7F"/>
     <w:multiLevelType w:val="hybridMultilevel"/>
     <w:tmpl w:val="3724D030"/>
@@ -3005,7 +2931,7 @@
       </w:rPr>
     </w:lvl>
   </w:abstractNum>
-  <w:abstractNum w:abstractNumId="12" w15:restartNumberingAfterBreak="0">
+  <w:abstractNum w:abstractNumId="13" w15:restartNumberingAfterBreak="0">
     <w:nsid w:val="43653772"/>
     <w:multiLevelType w:val="hybridMultilevel"/>
     <w:tmpl w:val="B7165020"/>
@@ -3118,7 +3044,120 @@
       </w:rPr>
     </w:lvl>
   </w:abstractNum>
-  <w:abstractNum w:abstractNumId="13" w15:restartNumberingAfterBreak="0">
+  <w:abstractNum w:abstractNumId="14" w15:restartNumberingAfterBreak="0">
+    <w:nsid w:val="44453AEA"/>
+    <w:multiLevelType w:val="hybridMultilevel"/>
+    <w:tmpl w:val="B322D608"/>
+    <w:lvl w:ilvl="0" w:tplc="10000001">
+      <w:start w:val="1"/>
+      <w:numFmt w:val="bullet"/>
+      <w:lvlText w:val=""/>
+      <w:lvlJc w:val="left"/>
+      <w:pPr>
+        <w:ind w:left="360" w:hanging="360"/>
+      </w:pPr>
+      <w:rPr>
+        <w:rFonts w:ascii="Symbol" w:hAnsi="Symbol" w:hint="default"/>
+      </w:rPr>
+    </w:lvl>
+    <w:lvl w:ilvl="1" w:tplc="10000003" w:tentative="1">
+      <w:start w:val="1"/>
+      <w:numFmt w:val="bullet"/>
+      <w:lvlText w:val="o"/>
+      <w:lvlJc w:val="left"/>
+      <w:pPr>
+        <w:ind w:left="1080" w:hanging="360"/>
+      </w:pPr>
+      <w:rPr>
+        <w:rFonts w:ascii="Courier New" w:hAnsi="Courier New" w:cs="Courier New" w:hint="default"/>
+      </w:rPr>
+    </w:lvl>
+    <w:lvl w:ilvl="2" w:tplc="10000005" w:tentative="1">
+      <w:start w:val="1"/>
+      <w:numFmt w:val="bullet"/>
+      <w:lvlText w:val=""/>
+      <w:lvlJc w:val="left"/>
+      <w:pPr>
+        <w:ind w:left="1800" w:hanging="360"/>
+      </w:pPr>
+      <w:rPr>
+        <w:rFonts w:ascii="Wingdings" w:hAnsi="Wingdings" w:hint="default"/>
+      </w:rPr>
+    </w:lvl>
+    <w:lvl w:ilvl="3" w:tplc="10000001" w:tentative="1">
+      <w:start w:val="1"/>
+      <w:numFmt w:val="bullet"/>
+      <w:lvlText w:val=""/>
+      <w:lvlJc w:val="left"/>
+      <w:pPr>
+        <w:ind w:left="2520" w:hanging="360"/>
+      </w:pPr>
+      <w:rPr>
+        <w:rFonts w:ascii="Symbol" w:hAnsi="Symbol" w:hint="default"/>
+      </w:rPr>
+    </w:lvl>
+    <w:lvl w:ilvl="4" w:tplc="10000003" w:tentative="1">
+      <w:start w:val="1"/>
+      <w:numFmt w:val="bullet"/>
+      <w:lvlText w:val="o"/>
+      <w:lvlJc w:val="left"/>
+      <w:pPr>
+        <w:ind w:left="3240" w:hanging="360"/>
+      </w:pPr>
+      <w:rPr>
+        <w:rFonts w:ascii="Courier New" w:hAnsi="Courier New" w:cs="Courier New" w:hint="default"/>
+      </w:rPr>
+    </w:lvl>
+    <w:lvl w:ilvl="5" w:tplc="10000005" w:tentative="1">
+      <w:start w:val="1"/>
+      <w:numFmt w:val="bullet"/>
+      <w:lvlText w:val=""/>
+      <w:lvlJc w:val="left"/>
+      <w:pPr>
+        <w:ind w:left="3960" w:hanging="360"/>
+      </w:pPr>
+      <w:rPr>
+        <w:rFonts w:ascii="Wingdings" w:hAnsi="Wingdings" w:hint="default"/>
+      </w:rPr>
+    </w:lvl>
+    <w:lvl w:ilvl="6" w:tplc="10000001" w:tentative="1">
+      <w:start w:val="1"/>
+      <w:numFmt w:val="bullet"/>
+      <w:lvlText w:val=""/>
+      <w:lvlJc w:val="left"/>
+      <w:pPr>
+        <w:ind w:left="4680" w:hanging="360"/>
+      </w:pPr>
+      <w:rPr>
+        <w:rFonts w:ascii="Symbol" w:hAnsi="Symbol" w:hint="default"/>
+      </w:rPr>
+    </w:lvl>
+    <w:lvl w:ilvl="7" w:tplc="10000003" w:tentative="1">
+      <w:start w:val="1"/>
+      <w:numFmt w:val="bullet"/>
+      <w:lvlText w:val="o"/>
+      <w:lvlJc w:val="left"/>
+      <w:pPr>
+        <w:ind w:left="5400" w:hanging="360"/>
+      </w:pPr>
+      <w:rPr>
+        <w:rFonts w:ascii="Courier New" w:hAnsi="Courier New" w:cs="Courier New" w:hint="default"/>
+      </w:rPr>
+    </w:lvl>
+    <w:lvl w:ilvl="8" w:tplc="10000005" w:tentative="1">
+      <w:start w:val="1"/>
+      <w:numFmt w:val="bullet"/>
+      <w:lvlText w:val=""/>
+      <w:lvlJc w:val="left"/>
+      <w:pPr>
+        <w:ind w:left="6120" w:hanging="360"/>
+      </w:pPr>
+      <w:rPr>
+        <w:rFonts w:ascii="Wingdings" w:hAnsi="Wingdings" w:hint="default"/>
+      </w:rPr>
+    </w:lvl>
+  </w:abstractNum>
+  <w:abstractNum w:abstractNumId="15" w15:restartNumberingAfterBreak="0">
     <w:nsid w:val="4639311A"/>
     <w:multiLevelType w:val="hybridMultilevel"/>
     <w:tmpl w:val="EDEAC0FC"/>
@@ -3230,7 +3269,61 @@
       </w:rPr>
     </w:lvl>
   </w:abstractNum>
-  <w:abstractNum w:abstractNumId="14" w15:restartNumberingAfterBreak="0">
+  <w:abstractNum w:abstractNumId="16" w15:restartNumberingAfterBreak="0">
+    <w:nsid w:val="48A92C9C"/>
+    <w:multiLevelType w:val="hybridMultilevel"/>
+    <w:tmpl w:val="3168A8BA"/>
+    <w:lvl w:ilvl="0" w:tplc="78086B62">
+      <w:start w:val="1"/>
+      <w:numFmt w:val="bullet"/>
+      <w:lvlText w:val="•"/>
+      <w:lvlJc w:val="left"/>
+      <w:pPr>
+        <w:ind w:left="540" w:hanging="260"/>
+      </w:pPr>
+    </w:lvl>
+    <w:lvl w:ilvl="1" w:tplc="F3580FC2">
+      <w:numFmt w:val="decimal"/>
+      <w:lvlText w:val=""/>
+      <w:lvlJc w:val="left"/>
+    </w:lvl>
+    <w:lvl w:ilvl="2" w:tplc="CAFA64C6">
+      <w:numFmt w:val="decimal"/>
+      <w:lvlText w:val=""/>
+      <w:lvlJc w:val="left"/>
+    </w:lvl>
+    <w:lvl w:ilvl="3" w:tplc="95869BE4">
+      <w:numFmt w:val="decimal"/>
+      <w:lvlText w:val=""/>
+      <w:lvlJc w:val="left"/>
+    </w:lvl>
+    <w:lvl w:ilvl="4" w:tplc="F8068F54">
+      <w:numFmt w:val="decimal"/>
+      <w:lvlText w:val=""/>
+      <w:lvlJc w:val="left"/>
+    </w:lvl>
+    <w:lvl w:ilvl="5" w:tplc="12769EF0">
+      <w:numFmt w:val="decimal"/>
+      <w:lvlText w:val=""/>
+      <w:lvlJc w:val="left"/>
+    </w:lvl>
+    <w:lvl w:ilvl="6" w:tplc="0C741300">
+      <w:numFmt w:val="decimal"/>
+      <w:lvlText w:val=""/>
+      <w:lvlJc w:val="left"/>
+    </w:lvl>
+    <w:lvl w:ilvl="7" w:tplc="53880CBE">
+      <w:numFmt w:val="decimal"/>
+      <w:lvlText w:val=""/>
+      <w:lvlJc w:val="left"/>
+    </w:lvl>
+    <w:lvl w:ilvl="8" w:tplc="4BD6B9DC">
+      <w:numFmt w:val="decimal"/>
+      <w:lvlText w:val=""/>
+      <w:lvlJc w:val="left"/>
+    </w:lvl>
+  </w:abstractNum>
+  <w:abstractNum w:abstractNumId="17" w15:restartNumberingAfterBreak="0">
     <w:nsid w:val="4BC917F2"/>
     <w:multiLevelType w:val="hybridMultilevel"/>
     <w:tmpl w:val="38F46310"/>
@@ -3342,7 +3435,7 @@
       </w:rPr>
     </w:lvl>
   </w:abstractNum>
-  <w:abstractNum w:abstractNumId="15" w15:restartNumberingAfterBreak="0">
+  <w:abstractNum w:abstractNumId="18" w15:restartNumberingAfterBreak="0">
     <w:nsid w:val="4FAF3C7A"/>
     <w:multiLevelType w:val="hybridMultilevel"/>
     <w:tmpl w:val="8C087EBA"/>
@@ -3454,7 +3547,7 @@
       </w:rPr>
     </w:lvl>
   </w:abstractNum>
-  <w:abstractNum w:abstractNumId="16" w15:restartNumberingAfterBreak="0">
+  <w:abstractNum w:abstractNumId="19" w15:restartNumberingAfterBreak="0">
     <w:nsid w:val="5A2C0413"/>
     <w:multiLevelType w:val="hybridMultilevel"/>
     <w:tmpl w:val="EE200B58"/>
@@ -3566,7 +3659,7 @@
       </w:rPr>
     </w:lvl>
   </w:abstractNum>
-  <w:abstractNum w:abstractNumId="17" w15:restartNumberingAfterBreak="0">
+  <w:abstractNum w:abstractNumId="20" w15:restartNumberingAfterBreak="0">
     <w:nsid w:val="60887FD4"/>
     <w:multiLevelType w:val="hybridMultilevel"/>
     <w:tmpl w:val="5E764D30"/>
@@ -3678,7 +3771,7 @@
       </w:rPr>
     </w:lvl>
   </w:abstractNum>
-  <w:abstractNum w:abstractNumId="18" w15:restartNumberingAfterBreak="0">
+  <w:abstractNum w:abstractNumId="21" w15:restartNumberingAfterBreak="0">
     <w:nsid w:val="65040A41"/>
     <w:multiLevelType w:val="hybridMultilevel"/>
     <w:tmpl w:val="3A647F84"/>
@@ -3790,7 +3883,7 @@
       </w:rPr>
     </w:lvl>
   </w:abstractNum>
-  <w:abstractNum w:abstractNumId="19" w15:restartNumberingAfterBreak="0">
+  <w:abstractNum w:abstractNumId="22" w15:restartNumberingAfterBreak="0">
     <w:nsid w:val="6B561906"/>
     <w:multiLevelType w:val="hybridMultilevel"/>
     <w:tmpl w:val="60144F7C"/>
@@ -3902,7 +3995,7 @@
       </w:rPr>
     </w:lvl>
   </w:abstractNum>
-  <w:abstractNum w:abstractNumId="20" w15:restartNumberingAfterBreak="0">
+  <w:abstractNum w:abstractNumId="23" w15:restartNumberingAfterBreak="0">
     <w:nsid w:val="6D3D191E"/>
     <w:multiLevelType w:val="hybridMultilevel"/>
     <w:tmpl w:val="DBE231BC"/>
@@ -4014,7 +4107,7 @@
       </w:rPr>
     </w:lvl>
   </w:abstractNum>
-  <w:abstractNum w:abstractNumId="21" w15:restartNumberingAfterBreak="0">
+  <w:abstractNum w:abstractNumId="24" w15:restartNumberingAfterBreak="0">
     <w:nsid w:val="7B0D673D"/>
     <w:multiLevelType w:val="hybridMultilevel"/>
     <w:tmpl w:val="AD369F36"/>
@@ -4126,7 +4219,7 @@
       </w:rPr>
     </w:lvl>
   </w:abstractNum>
-  <w:abstractNum w:abstractNumId="22" w15:restartNumberingAfterBreak="0">
+  <w:abstractNum w:abstractNumId="25" w15:restartNumberingAfterBreak="0">
     <w:nsid w:val="7F8F69ED"/>
     <w:multiLevelType w:val="hybridMultilevel"/>
     <w:tmpl w:val="E5BC1E0E"/>
@@ -4246,70 +4339,85 @@
     <w:abstractNumId w:val="6"/>
   </w:num>
   <w:num w:numId="3" w16cid:durableId="1996370325">
-    <w:abstractNumId w:val="15"/>
+    <w:abstractNumId w:val="18"/>
   </w:num>
   <w:num w:numId="4" w16cid:durableId="1112169818">
-    <w:abstractNumId w:val="20"/>
+    <w:abstractNumId w:val="23"/>
   </w:num>
   <w:num w:numId="5" w16cid:durableId="435060533">
-    <w:abstractNumId w:val="16"/>
+    <w:abstractNumId w:val="19"/>
   </w:num>
   <w:num w:numId="6" w16cid:durableId="1078865635">
-    <w:abstractNumId w:val="13"/>
+    <w:abstractNumId w:val="15"/>
   </w:num>
   <w:num w:numId="7" w16cid:durableId="561214015">
     <w:abstractNumId w:val="4"/>
   </w:num>
   <w:num w:numId="8" w16cid:durableId="1150170513">
-    <w:abstractNumId w:val="9"/>
+    <w:abstractNumId w:val="10"/>
   </w:num>
   <w:num w:numId="9" w16cid:durableId="1292247712">
     <w:abstractNumId w:val="3"/>
   </w:num>
   <w:num w:numId="10" w16cid:durableId="27226089">
-    <w:abstractNumId w:val="14"/>
+    <w:abstractNumId w:val="17"/>
   </w:num>
   <w:num w:numId="11" w16cid:durableId="1572933281">
-    <w:abstractNumId w:val="17"/>
+    <w:abstractNumId w:val="20"/>
   </w:num>
   <w:num w:numId="12" w16cid:durableId="210502797">
     <w:abstractNumId w:val="1"/>
   </w:num>
   <w:num w:numId="13" w16cid:durableId="1074620078">
-    <w:abstractNumId w:val="18"/>
+    <w:abstractNumId w:val="21"/>
   </w:num>
   <w:num w:numId="14" w16cid:durableId="1292129829">
-    <w:abstractNumId w:val="8"/>
+    <w:abstractNumId w:val="9"/>
   </w:num>
   <w:num w:numId="15" w16cid:durableId="2035840141">
     <w:abstractNumId w:val="2"/>
   </w:num>
   <w:num w:numId="16" w16cid:durableId="1772819265">
-    <w:abstractNumId w:val="19"/>
+    <w:abstractNumId w:val="22"/>
   </w:num>
   <w:num w:numId="17" w16cid:durableId="969745479">
-    <w:abstractNumId w:val="21"/>
+    <w:abstractNumId w:val="24"/>
   </w:num>
   <w:num w:numId="18" w16cid:durableId="182327213">
-    <w:abstractNumId w:val="19"/>
+    <w:abstractNumId w:val="22"/>
   </w:num>
   <w:num w:numId="19" w16cid:durableId="782766826">
+    <w:abstractNumId w:val="13"/>
+  </w:num>
+  <w:num w:numId="20" w16cid:durableId="1054624593">
     <w:abstractNumId w:val="12"/>
   </w:num>
-  <w:num w:numId="20" w16cid:durableId="1054624593">
+  <w:num w:numId="21" w16cid:durableId="1092815513">
     <w:abstractNumId w:val="11"/>
-  </w:num>
-  <w:num w:numId="21" w16cid:durableId="1092815513">
-    <w:abstractNumId w:val="10"/>
   </w:num>
   <w:num w:numId="22" w16cid:durableId="1143278185">
     <w:abstractNumId w:val="5"/>
   </w:num>
   <w:num w:numId="23" w16cid:durableId="749622795">
-    <w:abstractNumId w:val="7"/>
+    <w:abstractNumId w:val="8"/>
   </w:num>
   <w:num w:numId="24" w16cid:durableId="1604681666">
-    <w:abstractNumId w:val="22"/>
+    <w:abstractNumId w:val="25"/>
+  </w:num>
+  <w:num w:numId="25" w16cid:durableId="1027412184">
+    <w:abstractNumId w:val="16"/>
+    <w:lvlOverride w:ilvl="0">
+      <w:startOverride w:val="1"/>
+    </w:lvlOverride>
+  </w:num>
+  <w:num w:numId="26" w16cid:durableId="684745310">
+    <w:abstractNumId w:val="7"/>
+    <w:lvlOverride w:ilvl="0">
+      <w:startOverride w:val="1"/>
+    </w:lvlOverride>
+  </w:num>
+  <w:num w:numId="27" w16cid:durableId="1475490380">
+    <w:abstractNumId w:val="14"/>
   </w:num>
 </w:numbering>
 </file>
@@ -4513,7 +4621,7 @@
     <w:lsdException w:name="Medium Shading 2 Accent 1" w:uiPriority="64"/>
     <w:lsdException w:name="Medium List 1 Accent 1" w:uiPriority="65"/>
     <w:lsdException w:name="Revision" w:semiHidden="1"/>
-    <w:lsdException w:name="List Paragraph" w:uiPriority="34" w:qFormat="1"/>
+    <w:lsdException w:name="List Paragraph" w:uiPriority="0" w:qFormat="1"/>
     <w:lsdException w:name="Quote" w:uiPriority="29" w:qFormat="1"/>
     <w:lsdException w:name="Intense Quote" w:uiPriority="30" w:qFormat="1"/>
     <w:lsdException w:name="Medium List 2 Accent 1" w:uiPriority="66"/>
@@ -5166,7 +5274,6 @@
   <w:style w:type="paragraph" w:styleId="ListParagraph">
     <w:name w:val="List Paragraph"/>
     <w:basedOn w:val="Normal"/>
-    <w:uiPriority w:val="34"/>
     <w:qFormat/>
     <w:rsid w:val="004D38B2"/>
     <w:pPr>

--- a/templates/cv_template_DE_startup.docx
+++ b/templates/cv_template_DE_startup.docx
@@ -372,15 +372,16 @@
       <w:pPr>
         <w:spacing w:after="80"/>
         <w:rPr>
-          <w:lang w:val="en-US"/>
-        </w:rPr>
-      </w:pPr>
-      <w:r>
-        <w:rPr>
-          <w:rFonts w:ascii="Arial" w:eastAsia="Arial" w:hAnsi="Arial" w:cs="Arial"/>
-          <w:color w:val="444444"/>
-          <w:sz w:val="21"/>
-          <w:szCs w:val="21"/>
+          <w:sz w:val="21"/>
+          <w:szCs w:val="21"/>
+          <w:lang w:val="en-US"/>
+        </w:rPr>
+      </w:pPr>
+      <w:r>
+        <w:rPr>
+          <w:sz w:val="21"/>
+          <w:szCs w:val="21"/>
+          <w:lang w:val="en-US"/>
         </w:rPr>
         <w:t>Advising an early-stage social startup on digital marketing and acquisition, with a focus on conversion optimization and lifecycle marketing.</w:t>
       </w:r>
@@ -397,14 +398,14 @@
         <w:rPr>
           <w:sz w:val="21"/>
           <w:szCs w:val="21"/>
-        </w:rPr>
-      </w:pPr>
-      <w:r>
-        <w:rPr>
-          <w:rFonts w:ascii="Arial" w:eastAsia="Arial" w:hAnsi="Arial" w:cs="Arial"/>
-          <w:color w:val="444444"/>
-          <w:sz w:val="21"/>
-          <w:szCs w:val="21"/>
+          <w:lang w:val="en-US"/>
+        </w:rPr>
+      </w:pPr>
+      <w:r>
+        <w:rPr>
+          <w:sz w:val="21"/>
+          <w:szCs w:val="21"/>
+          <w:lang w:val="en-US"/>
         </w:rPr>
         <w:t>Built a complete email journey and email templates to replace manual WhatsApp communication, freeing 25 hours per week</w:t>
       </w:r>
@@ -421,14 +422,14 @@
         <w:rPr>
           <w:sz w:val="21"/>
           <w:szCs w:val="21"/>
-        </w:rPr>
-      </w:pPr>
-      <w:r>
-        <w:rPr>
-          <w:rFonts w:ascii="Arial" w:eastAsia="Arial" w:hAnsi="Arial" w:cs="Arial"/>
-          <w:color w:val="444444"/>
-          <w:sz w:val="21"/>
-          <w:szCs w:val="21"/>
+          <w:lang w:val="en-US"/>
+        </w:rPr>
+      </w:pPr>
+      <w:r>
+        <w:rPr>
+          <w:sz w:val="21"/>
+          <w:szCs w:val="21"/>
+          <w:lang w:val="en-US"/>
         </w:rPr>
         <w:t>Consolidated fragmented data into a unified system (HubSpot) to automate onboarding, engagement, and retention flows</w:t>
       </w:r>
@@ -439,7 +440,6 @@
         <w:rPr>
           <w:sz w:val="21"/>
           <w:szCs w:val="21"/>
-          <w:lang w:val="en-US"/>
         </w:rPr>
       </w:pPr>
       <w:r>
@@ -448,7 +448,6 @@
           <w:bCs/>
           <w:sz w:val="21"/>
           <w:szCs w:val="21"/>
-          <w:lang w:val="en-US"/>
         </w:rPr>
         <w:t>Client:</w:t>
       </w:r>
@@ -456,7 +455,6 @@
         <w:rPr>
           <w:sz w:val="21"/>
           <w:szCs w:val="21"/>
-          <w:lang w:val="en-US"/>
         </w:rPr>
         <w:t xml:space="preserve"> Zeya Social</w:t>
       </w:r>
@@ -516,6 +514,16 @@
           <w:bCs/>
           <w:sz w:val="21"/>
           <w:szCs w:val="21"/>
+        </w:rPr>
+        <w:tab/>
+      </w:r>
+      <w:r>
+        <w:rPr>
+          <w:b/>
+          <w:bCs/>
+          <w:sz w:val="21"/>
+          <w:szCs w:val="21"/>
+          <w:lang w:val="en-US"/>
         </w:rPr>
         <w:tab/>
       </w:r>
@@ -1400,6 +1408,7 @@
           <w:sz w:val="21"/>
           <w:szCs w:val="21"/>
         </w:rPr>
+        <w:lastRenderedPageBreak/>
         <w:t>MA in Linguistics | Shanghai International Studies University | China</w:t>
       </w:r>
     </w:p>

--- a/templates/cv_template_DE_startup.docx
+++ b/templates/cv_template_DE_startup.docx
@@ -6,6 +6,7 @@
       <w:pPr>
         <w:spacing w:after="0"/>
         <w:rPr>
+          <w:rFonts w:asciiTheme="minorHAnsi" w:hAnsiTheme="minorHAnsi"/>
           <w:b/>
           <w:bCs/>
           <w:sz w:val="28"/>
@@ -15,6 +16,7 @@
       </w:pPr>
       <w:r>
         <w:rPr>
+          <w:rFonts w:asciiTheme="minorHAnsi" w:hAnsiTheme="minorHAnsi"/>
           <w:b/>
           <w:bCs/>
           <w:sz w:val="28"/>
@@ -27,6 +29,7 @@
       <w:pPr>
         <w:spacing w:after="0"/>
         <w:rPr>
+          <w:rFonts w:asciiTheme="minorHAnsi" w:hAnsiTheme="minorHAnsi"/>
           <w:sz w:val="21"/>
           <w:szCs w:val="21"/>
           <w:lang w:val="en-US"/>
@@ -36,7 +39,7 @@
         <w:r>
           <w:rPr>
             <w:rStyle w:val="Hyperlink"/>
-            <w:rFonts w:cs="Calibri"/>
+            <w:rFonts w:asciiTheme="minorHAnsi" w:hAnsiTheme="minorHAnsi" w:cs="Calibri"/>
             <w:sz w:val="21"/>
             <w:szCs w:val="21"/>
           </w:rPr>
@@ -45,7 +48,7 @@
         <w:r>
           <w:rPr>
             <w:rStyle w:val="Hyperlink"/>
-            <w:rFonts w:cs="Calibri"/>
+            <w:rFonts w:asciiTheme="minorHAnsi" w:hAnsiTheme="minorHAnsi" w:cs="Calibri"/>
             <w:sz w:val="21"/>
             <w:szCs w:val="21"/>
             <w:lang w:val="en-US"/>
@@ -55,7 +58,7 @@
         <w:r>
           <w:rPr>
             <w:rStyle w:val="Hyperlink"/>
-            <w:rFonts w:cs="Calibri"/>
+            <w:rFonts w:asciiTheme="minorHAnsi" w:hAnsiTheme="minorHAnsi" w:cs="Calibri"/>
             <w:sz w:val="21"/>
             <w:szCs w:val="21"/>
           </w:rPr>
@@ -64,7 +67,7 @@
         <w:r>
           <w:rPr>
             <w:rStyle w:val="Hyperlink"/>
-            <w:rFonts w:cs="Calibri"/>
+            <w:rFonts w:asciiTheme="minorHAnsi" w:hAnsiTheme="minorHAnsi" w:cs="Calibri"/>
             <w:sz w:val="21"/>
             <w:szCs w:val="21"/>
             <w:lang w:val="en-US"/>
@@ -74,7 +77,7 @@
         <w:r>
           <w:rPr>
             <w:rStyle w:val="Hyperlink"/>
-            <w:rFonts w:cs="Calibri"/>
+            <w:rFonts w:asciiTheme="minorHAnsi" w:hAnsiTheme="minorHAnsi" w:cs="Calibri"/>
             <w:sz w:val="21"/>
             <w:szCs w:val="21"/>
           </w:rPr>
@@ -83,7 +86,7 @@
       </w:hyperlink>
       <w:r>
         <w:rPr>
-          <w:rFonts w:cs="Calibri"/>
+          <w:rFonts w:asciiTheme="minorHAnsi" w:hAnsiTheme="minorHAnsi" w:cs="Calibri"/>
           <w:sz w:val="21"/>
           <w:szCs w:val="21"/>
         </w:rPr>
@@ -93,7 +96,7 @@
         <w:r>
           <w:rPr>
             <w:rStyle w:val="Hyperlink"/>
-            <w:rFonts w:cs="Calibri"/>
+            <w:rFonts w:asciiTheme="minorHAnsi" w:hAnsiTheme="minorHAnsi" w:cs="Calibri"/>
             <w:sz w:val="21"/>
             <w:szCs w:val="21"/>
           </w:rPr>
@@ -102,7 +105,7 @@
         <w:r>
           <w:rPr>
             <w:rStyle w:val="Hyperlink"/>
-            <w:rFonts w:cs="Calibri"/>
+            <w:rFonts w:asciiTheme="minorHAnsi" w:hAnsiTheme="minorHAnsi" w:cs="Calibri"/>
             <w:sz w:val="21"/>
             <w:szCs w:val="21"/>
             <w:lang w:val="en-US"/>
@@ -112,7 +115,7 @@
         <w:r>
           <w:rPr>
             <w:rStyle w:val="Hyperlink"/>
-            <w:rFonts w:cs="Calibri"/>
+            <w:rFonts w:asciiTheme="minorHAnsi" w:hAnsiTheme="minorHAnsi" w:cs="Calibri"/>
             <w:sz w:val="21"/>
             <w:szCs w:val="21"/>
           </w:rPr>
@@ -121,7 +124,7 @@
       </w:hyperlink>
       <w:r>
         <w:rPr>
-          <w:rFonts w:cs="Calibri"/>
+          <w:rFonts w:asciiTheme="minorHAnsi" w:hAnsiTheme="minorHAnsi" w:cs="Calibri"/>
           <w:sz w:val="21"/>
           <w:szCs w:val="21"/>
         </w:rPr>
@@ -131,7 +134,7 @@
         <w:r>
           <w:rPr>
             <w:rStyle w:val="Hyperlink"/>
-            <w:rFonts w:cs="Calibri"/>
+            <w:rFonts w:asciiTheme="minorHAnsi" w:hAnsiTheme="minorHAnsi" w:cs="Calibri"/>
             <w:sz w:val="21"/>
             <w:szCs w:val="21"/>
           </w:rPr>
@@ -140,7 +143,7 @@
       </w:hyperlink>
       <w:r>
         <w:rPr>
-          <w:rFonts w:cs="Calibri"/>
+          <w:rFonts w:asciiTheme="minorHAnsi" w:hAnsiTheme="minorHAnsi" w:cs="Calibri"/>
           <w:sz w:val="21"/>
           <w:szCs w:val="21"/>
         </w:rPr>
@@ -148,6 +151,7 @@
       </w:r>
       <w:r>
         <w:rPr>
+          <w:rFonts w:asciiTheme="minorHAnsi" w:hAnsiTheme="minorHAnsi"/>
           <w:sz w:val="21"/>
           <w:szCs w:val="21"/>
         </w:rPr>
@@ -158,6 +162,7 @@
       <w:pPr>
         <w:spacing w:after="0"/>
         <w:rPr>
+          <w:rFonts w:asciiTheme="minorHAnsi" w:hAnsiTheme="minorHAnsi"/>
           <w:sz w:val="21"/>
           <w:szCs w:val="21"/>
           <w:lang w:val="en-US"/>
@@ -171,12 +176,14 @@
         </w:pBdr>
         <w:spacing w:after="0"/>
         <w:rPr>
+          <w:rFonts w:asciiTheme="minorHAnsi" w:hAnsiTheme="minorHAnsi"/>
           <w:b/>
           <w:bCs/>
         </w:rPr>
       </w:pPr>
       <w:r>
         <w:rPr>
+          <w:rFonts w:asciiTheme="minorHAnsi" w:hAnsiTheme="minorHAnsi"/>
           <w:b/>
           <w:bCs/>
         </w:rPr>
@@ -187,13 +194,15 @@
       <w:pPr>
         <w:spacing w:after="0"/>
         <w:rPr>
-          <w:sz w:val="21"/>
-          <w:szCs w:val="21"/>
-          <w:lang w:val="en-US"/>
-        </w:rPr>
-      </w:pPr>
-      <w:r>
-        <w:rPr>
+          <w:rFonts w:asciiTheme="minorHAnsi" w:hAnsiTheme="minorHAnsi"/>
+          <w:sz w:val="21"/>
+          <w:szCs w:val="21"/>
+          <w:lang w:val="en-US"/>
+        </w:rPr>
+      </w:pPr>
+      <w:r>
+        <w:rPr>
+          <w:rFonts w:asciiTheme="minorHAnsi" w:hAnsiTheme="minorHAnsi"/>
           <w:sz w:val="21"/>
           <w:szCs w:val="21"/>
         </w:rPr>
@@ -202,526 +211,27 @@
     </w:p>
     <w:p>
       <w:pPr>
-        <w:spacing w:after="0"/>
-        <w:rPr>
-          <w:sz w:val="21"/>
-          <w:szCs w:val="21"/>
-          <w:lang w:val="en-US"/>
-        </w:rPr>
-      </w:pPr>
-    </w:p>
-    <w:p>
-      <w:pPr>
-        <w:pBdr>
-          <w:bottom w:val="single" w:sz="4" w:space="1" w:color="auto"/>
-        </w:pBdr>
-        <w:spacing w:after="0"/>
-        <w:rPr>
+        <w:spacing w:before="80" w:after="40"/>
+        <w:rPr>
+          <w:rFonts w:asciiTheme="minorHAnsi" w:hAnsiTheme="minorHAnsi"/>
+          <w:sz w:val="21"/>
+          <w:szCs w:val="21"/>
+        </w:rPr>
+      </w:pPr>
+      <w:r>
+        <w:rPr>
+          <w:rFonts w:asciiTheme="minorHAnsi" w:hAnsiTheme="minorHAnsi"/>
           <w:b/>
           <w:bCs/>
-          <w:lang w:val="en-US"/>
-        </w:rPr>
-      </w:pPr>
-      <w:r>
-        <w:rPr>
-          <w:b/>
-          <w:bCs/>
-        </w:rPr>
-        <w:t>Work Experienc</w:t>
-      </w:r>
-      <w:r>
-        <w:rPr>
-          <w:b/>
-          <w:bCs/>
-          <w:lang w:val="en-US"/>
-        </w:rPr>
-        <w:t>e</w:t>
-      </w:r>
-    </w:p>
-    <w:p>
-      <w:pPr>
-        <w:spacing w:after="0"/>
-        <w:rPr>
-          <w:b/>
-          <w:bCs/>
-          <w:sz w:val="21"/>
-          <w:szCs w:val="21"/>
-          <w:lang w:val="en-US"/>
-        </w:rPr>
-      </w:pPr>
-      <w:r>
-        <w:rPr>
-          <w:b/>
-          <w:bCs/>
-          <w:sz w:val="21"/>
-          <w:szCs w:val="21"/>
-          <w:lang w:val="en-US"/>
-        </w:rPr>
-        <w:t>Digital Marketing</w:t>
-      </w:r>
-      <w:r>
-        <w:rPr>
-          <w:b/>
-          <w:bCs/>
-          <w:sz w:val="21"/>
-          <w:szCs w:val="21"/>
-          <w:lang w:val="en-US"/>
-        </w:rPr>
-        <w:t xml:space="preserve"> &amp; Growth</w:t>
-      </w:r>
-      <w:r>
-        <w:rPr>
-          <w:b/>
-          <w:bCs/>
-          <w:sz w:val="21"/>
-          <w:szCs w:val="21"/>
-        </w:rPr>
-        <w:t xml:space="preserve"> Advisor | </w:t>
-      </w:r>
-      <w:r>
-        <w:rPr>
-          <w:b/>
-          <w:bCs/>
-          <w:sz w:val="21"/>
-          <w:szCs w:val="21"/>
-          <w:lang w:val="en-US"/>
-        </w:rPr>
-        <w:t>Freelance</w:t>
-      </w:r>
-      <w:r>
-        <w:rPr>
-          <w:b/>
-          <w:bCs/>
-          <w:sz w:val="21"/>
-          <w:szCs w:val="21"/>
-        </w:rPr>
-        <w:t xml:space="preserve"> | Berli</w:t>
-      </w:r>
-      <w:r>
-        <w:rPr>
-          <w:b/>
-          <w:bCs/>
-          <w:sz w:val="21"/>
-          <w:szCs w:val="21"/>
-          <w:lang w:val="en-US"/>
-        </w:rPr>
-        <w:t>n</w:t>
-      </w:r>
-      <w:r>
-        <w:rPr>
-          <w:b/>
-          <w:bCs/>
-          <w:sz w:val="21"/>
-          <w:szCs w:val="21"/>
-          <w:lang w:val="en-US"/>
-        </w:rPr>
-        <w:tab/>
-      </w:r>
-      <w:r>
-        <w:rPr>
-          <w:b/>
-          <w:bCs/>
-          <w:sz w:val="21"/>
-          <w:szCs w:val="21"/>
-          <w:lang w:val="en-US"/>
-        </w:rPr>
-        <w:tab/>
-      </w:r>
-      <w:r>
-        <w:rPr>
-          <w:b/>
-          <w:bCs/>
-          <w:sz w:val="21"/>
-          <w:szCs w:val="21"/>
-          <w:lang w:val="en-US"/>
-        </w:rPr>
-        <w:tab/>
-      </w:r>
-      <w:r>
-        <w:rPr>
-          <w:b/>
-          <w:bCs/>
-          <w:sz w:val="21"/>
-          <w:szCs w:val="21"/>
-          <w:lang w:val="en-US"/>
-        </w:rPr>
-        <w:tab/>
-      </w:r>
-      <w:r>
-        <w:rPr>
-          <w:b/>
-          <w:bCs/>
-          <w:sz w:val="21"/>
-          <w:szCs w:val="21"/>
-          <w:lang w:val="en-US"/>
-        </w:rPr>
-        <w:tab/>
-        <w:t>P</w:t>
-      </w:r>
-      <w:r>
-        <w:rPr>
-          <w:b/>
-          <w:bCs/>
-          <w:sz w:val="21"/>
-          <w:szCs w:val="21"/>
-        </w:rPr>
-        <w:t>resent</w:t>
-      </w:r>
-    </w:p>
-    <w:p>
-      <w:pPr>
-        <w:spacing w:after="80"/>
-        <w:rPr>
-          <w:sz w:val="21"/>
-          <w:szCs w:val="21"/>
-          <w:lang w:val="en-US"/>
-        </w:rPr>
-      </w:pPr>
-      <w:r>
-        <w:rPr>
-          <w:sz w:val="21"/>
-          <w:szCs w:val="21"/>
-          <w:lang w:val="en-US"/>
-        </w:rPr>
-        <w:t>Advising an early-stage social startup on digital marketing and acquisition, with a focus on conversion optimization and lifecycle marketing.</w:t>
-      </w:r>
-    </w:p>
-    <w:p>
-      <w:pPr>
-        <w:pStyle w:val="ListParagraph"/>
-        <w:numPr>
-          <w:ilvl w:val="0"/>
-          <w:numId w:val="25"/>
-        </w:numPr>
-        <w:spacing w:after="60" w:line="240" w:lineRule="auto"/>
-        <w:contextualSpacing w:val="0"/>
-        <w:rPr>
-          <w:sz w:val="21"/>
-          <w:szCs w:val="21"/>
-          <w:lang w:val="en-US"/>
-        </w:rPr>
-      </w:pPr>
-      <w:r>
-        <w:rPr>
-          <w:sz w:val="21"/>
-          <w:szCs w:val="21"/>
-          <w:lang w:val="en-US"/>
-        </w:rPr>
-        <w:t>Built a complete email journey and email templates to replace manual WhatsApp communication, freeing 25 hours per week</w:t>
-      </w:r>
-    </w:p>
-    <w:p>
-      <w:pPr>
-        <w:pStyle w:val="ListParagraph"/>
-        <w:numPr>
-          <w:ilvl w:val="0"/>
-          <w:numId w:val="25"/>
-        </w:numPr>
-        <w:spacing w:after="60" w:line="240" w:lineRule="auto"/>
-        <w:contextualSpacing w:val="0"/>
-        <w:rPr>
-          <w:sz w:val="21"/>
-          <w:szCs w:val="21"/>
-          <w:lang w:val="en-US"/>
-        </w:rPr>
-      </w:pPr>
-      <w:r>
-        <w:rPr>
-          <w:sz w:val="21"/>
-          <w:szCs w:val="21"/>
-          <w:lang w:val="en-US"/>
-        </w:rPr>
-        <w:t>Consolidated fragmented data into a unified system (HubSpot) to automate onboarding, engagement, and retention flows</w:t>
-      </w:r>
-    </w:p>
-    <w:p>
-      <w:pPr>
-        <w:spacing w:after="0"/>
-        <w:rPr>
-          <w:sz w:val="21"/>
-          <w:szCs w:val="21"/>
-        </w:rPr>
-      </w:pPr>
-      <w:r>
-        <w:rPr>
-          <w:b/>
-          <w:bCs/>
-          <w:sz w:val="21"/>
-          <w:szCs w:val="21"/>
-        </w:rPr>
-        <w:t>Client:</w:t>
-      </w:r>
-      <w:r>
-        <w:rPr>
-          <w:sz w:val="21"/>
-          <w:szCs w:val="21"/>
-        </w:rPr>
-        <w:t xml:space="preserve"> Zeya Social</w:t>
-      </w:r>
-    </w:p>
-    <w:p>
-      <w:pPr>
-        <w:spacing w:after="0"/>
-        <w:rPr>
-          <w:b/>
-          <w:bCs/>
-          <w:sz w:val="21"/>
-          <w:szCs w:val="21"/>
-          <w:lang w:val="en-US"/>
-        </w:rPr>
-      </w:pPr>
-    </w:p>
-    <w:p>
-      <w:pPr>
-        <w:spacing w:after="0"/>
-        <w:rPr>
-          <w:b/>
-          <w:bCs/>
-          <w:sz w:val="21"/>
-          <w:szCs w:val="21"/>
-        </w:rPr>
-      </w:pPr>
-      <w:r>
-        <w:rPr>
-          <w:b/>
-          <w:bCs/>
-          <w:sz w:val="21"/>
-          <w:szCs w:val="21"/>
-        </w:rPr>
-        <w:t>{{ROLE_TITLE}}</w:t>
-      </w:r>
-      <w:r>
-        <w:rPr>
-          <w:b/>
-          <w:bCs/>
-          <w:sz w:val="21"/>
-          <w:szCs w:val="21"/>
-        </w:rPr>
-        <w:t xml:space="preserve"> | Philips Domestic Appliances (Versuni) | Amsterdam</w:t>
-      </w:r>
-      <w:r>
-        <w:rPr>
-          <w:b/>
-          <w:bCs/>
-          <w:sz w:val="21"/>
-          <w:szCs w:val="21"/>
-        </w:rPr>
-        <w:tab/>
-      </w:r>
-      <w:r>
-        <w:rPr>
-          <w:b/>
-          <w:bCs/>
-          <w:sz w:val="21"/>
-          <w:szCs w:val="21"/>
-        </w:rPr>
-        <w:tab/>
-      </w:r>
-      <w:r>
-        <w:rPr>
-          <w:b/>
-          <w:bCs/>
-          <w:sz w:val="21"/>
-          <w:szCs w:val="21"/>
-          <w:lang w:val="en-US"/>
-        </w:rPr>
-        <w:tab/>
-      </w:r>
-      <w:r>
-        <w:rPr>
-          <w:b/>
-          <w:bCs/>
-          <w:sz w:val="21"/>
-          <w:szCs w:val="21"/>
-          <w:lang w:val="en-US"/>
-        </w:rPr>
-        <w:tab/>
-      </w:r>
-      <w:r>
-        <w:rPr>
-          <w:b/>
-          <w:bCs/>
-          <w:sz w:val="21"/>
-          <w:szCs w:val="21"/>
-        </w:rPr>
-        <w:t xml:space="preserve">2021-2025                                     </w:t>
-      </w:r>
-    </w:p>
-    <w:p>
-      <w:pPr>
-        <w:pStyle w:val="ListParagraph"/>
-        <w:numPr>
-          <w:ilvl w:val="0"/>
-          <w:numId w:val="21"/>
-        </w:numPr>
-        <w:spacing w:after="0"/>
-        <w:rPr>
-          <w:sz w:val="21"/>
-          <w:szCs w:val="21"/>
-        </w:rPr>
-      </w:pPr>
-      <w:r>
-        <w:rPr>
-          <w:sz w:val="21"/>
-          <w:szCs w:val="21"/>
-        </w:rPr>
-        <w:t>{{VERSUNI_BULLET_1}}</w:t>
-      </w:r>
-    </w:p>
-    <w:p>
-      <w:pPr>
-        <w:pStyle w:val="ListParagraph"/>
-        <w:numPr>
-          <w:ilvl w:val="0"/>
-          <w:numId w:val="21"/>
-        </w:numPr>
-        <w:spacing w:after="0"/>
-        <w:rPr>
-          <w:sz w:val="21"/>
-          <w:szCs w:val="21"/>
-        </w:rPr>
-      </w:pPr>
-      <w:r>
-        <w:rPr>
-          <w:sz w:val="21"/>
-          <w:szCs w:val="21"/>
-        </w:rPr>
-        <w:t>{{VERSUNI_BULLET_2}}</w:t>
-      </w:r>
-    </w:p>
-    <w:p>
-      <w:pPr>
-        <w:pStyle w:val="ListParagraph"/>
-        <w:numPr>
-          <w:ilvl w:val="0"/>
-          <w:numId w:val="21"/>
-        </w:numPr>
-        <w:spacing w:after="0"/>
-        <w:rPr>
-          <w:sz w:val="21"/>
-          <w:szCs w:val="21"/>
-        </w:rPr>
-      </w:pPr>
-      <w:r>
-        <w:rPr>
-          <w:sz w:val="21"/>
-          <w:szCs w:val="21"/>
-        </w:rPr>
-        <w:t>{{VERSUNI_BULLET_3}}</w:t>
-      </w:r>
-    </w:p>
-    <w:p>
-      <w:pPr>
-        <w:pStyle w:val="ListParagraph"/>
-        <w:numPr>
-          <w:ilvl w:val="0"/>
-          <w:numId w:val="21"/>
-        </w:numPr>
-        <w:spacing w:after="0"/>
-        <w:rPr>
-          <w:sz w:val="21"/>
-          <w:szCs w:val="21"/>
-        </w:rPr>
-      </w:pPr>
-      <w:r>
-        <w:rPr>
-          <w:sz w:val="21"/>
-          <w:szCs w:val="21"/>
-        </w:rPr>
-        <w:t>{{VERSUNI_BULLET_4}}</w:t>
-      </w:r>
-    </w:p>
-    <w:p>
-      <w:pPr>
-        <w:pStyle w:val="ListParagraph"/>
-        <w:numPr>
-          <w:ilvl w:val="0"/>
-          <w:numId w:val="21"/>
-        </w:numPr>
-        <w:spacing w:after="0"/>
-        <w:rPr>
-          <w:sz w:val="21"/>
-          <w:szCs w:val="21"/>
-        </w:rPr>
-      </w:pPr>
-      <w:r>
-        <w:rPr>
-          <w:sz w:val="21"/>
-          <w:szCs w:val="21"/>
-        </w:rPr>
-        <w:t>{{VERSUNI_BULLET_5}}</w:t>
-      </w:r>
-    </w:p>
-    <w:p>
-      <w:pPr>
-        <w:pStyle w:val="ListParagraph"/>
-        <w:numPr>
-          <w:ilvl w:val="0"/>
-          <w:numId w:val="21"/>
-        </w:numPr>
-        <w:spacing w:after="0" w:line="276" w:lineRule="auto"/>
-        <w:rPr>
-          <w:sz w:val="21"/>
-          <w:szCs w:val="21"/>
-        </w:rPr>
-      </w:pPr>
-      <w:r>
-        <w:rPr>
-          <w:sz w:val="21"/>
-          <w:szCs w:val="21"/>
-        </w:rPr>
-        <w:t>{{VERSUNI_BULLET_</w:t>
-      </w:r>
-      <w:r>
-        <w:rPr>
-          <w:sz w:val="21"/>
-          <w:szCs w:val="21"/>
-          <w:lang w:val="en-US"/>
-        </w:rPr>
-        <w:t>6</w:t>
-      </w:r>
-      <w:r>
-        <w:rPr>
-          <w:sz w:val="21"/>
-          <w:szCs w:val="21"/>
-        </w:rPr>
-        <w:t>}}</w:t>
-      </w:r>
-    </w:p>
-    <w:p>
-      <w:pPr>
-        <w:pStyle w:val="ListParagraph"/>
-        <w:spacing w:after="0"/>
-        <w:rPr>
-          <w:sz w:val="21"/>
-          <w:szCs w:val="21"/>
-        </w:rPr>
-      </w:pPr>
-    </w:p>
-    <w:p>
-      <w:pPr>
-        <w:spacing w:after="0"/>
-        <w:rPr>
-          <w:b/>
-          <w:bCs/>
-          <w:sz w:val="21"/>
-          <w:szCs w:val="21"/>
-          <w:lang w:val="en-US"/>
-        </w:rPr>
-      </w:pPr>
-      <w:r>
-        <w:rPr>
-          <w:b/>
-          <w:bCs/>
-          <w:sz w:val="21"/>
-          <w:szCs w:val="21"/>
-        </w:rPr>
-        <w:t>{{ROLE_TITLE}}</w:t>
-      </w:r>
-      <w:r>
-        <w:rPr>
-          <w:b/>
-          <w:bCs/>
+          <w:sz w:val="21"/>
+          <w:szCs w:val="21"/>
+          <w:lang w:val="en-US"/>
+        </w:rPr>
+        <w:t>Key Metrics:</w:t>
+      </w:r>
+      <w:r>
+        <w:rPr>
+          <w:rFonts w:asciiTheme="minorHAnsi" w:hAnsiTheme="minorHAnsi"/>
           <w:sz w:val="21"/>
           <w:szCs w:val="21"/>
           <w:lang w:val="en-US"/>
@@ -730,210 +240,68 @@
       </w:r>
       <w:r>
         <w:rPr>
-          <w:b/>
-          <w:bCs/>
-          <w:sz w:val="21"/>
-          <w:szCs w:val="21"/>
-        </w:rPr>
-        <w:t>| Royal Philips | Amsterdam</w:t>
-      </w:r>
-      <w:r>
-        <w:rPr>
-          <w:b/>
-          <w:bCs/>
-          <w:sz w:val="21"/>
-          <w:szCs w:val="21"/>
-        </w:rPr>
-        <w:tab/>
-      </w:r>
-      <w:r>
-        <w:rPr>
-          <w:b/>
-          <w:bCs/>
-          <w:sz w:val="21"/>
-          <w:szCs w:val="21"/>
-        </w:rPr>
-        <w:tab/>
-      </w:r>
-      <w:r>
-        <w:rPr>
-          <w:b/>
-          <w:bCs/>
-          <w:sz w:val="21"/>
-          <w:szCs w:val="21"/>
-        </w:rPr>
-        <w:tab/>
-      </w:r>
-      <w:r>
-        <w:rPr>
-          <w:b/>
-          <w:bCs/>
-          <w:sz w:val="21"/>
-          <w:szCs w:val="21"/>
-          <w:lang w:val="en-US"/>
-        </w:rPr>
-        <w:tab/>
-      </w:r>
-      <w:r>
-        <w:rPr>
-          <w:b/>
-          <w:bCs/>
-          <w:sz w:val="21"/>
-          <w:szCs w:val="21"/>
-          <w:lang w:val="en-US"/>
-        </w:rPr>
-        <w:tab/>
-      </w:r>
-      <w:r>
-        <w:rPr>
-          <w:b/>
-          <w:bCs/>
-          <w:sz w:val="21"/>
-          <w:szCs w:val="21"/>
-          <w:lang w:val="en-US"/>
-        </w:rPr>
-        <w:tab/>
-      </w:r>
-      <w:r>
-        <w:rPr>
-          <w:b/>
-          <w:bCs/>
-          <w:sz w:val="21"/>
-          <w:szCs w:val="21"/>
-        </w:rPr>
-        <w:tab/>
-        <w:t xml:space="preserve">2019-2021                                                               </w:t>
-      </w:r>
-    </w:p>
-    <w:p>
-      <w:pPr>
-        <w:pStyle w:val="ListParagraph"/>
-        <w:numPr>
-          <w:ilvl w:val="0"/>
-          <w:numId w:val="23"/>
-        </w:numPr>
-        <w:spacing w:after="0"/>
-        <w:rPr>
-          <w:sz w:val="21"/>
-          <w:szCs w:val="21"/>
-          <w:lang w:val="en-US"/>
-        </w:rPr>
-      </w:pPr>
-      <w:r>
-        <w:rPr>
-          <w:sz w:val="21"/>
-          <w:szCs w:val="21"/>
-        </w:rPr>
-        <w:t>{{PHILIPS_BULLET_1}}</w:t>
-      </w:r>
-    </w:p>
-    <w:p>
-      <w:pPr>
-        <w:pStyle w:val="ListParagraph"/>
-        <w:numPr>
-          <w:ilvl w:val="0"/>
-          <w:numId w:val="23"/>
-        </w:numPr>
-        <w:spacing w:after="0"/>
-        <w:rPr>
-          <w:sz w:val="21"/>
-          <w:szCs w:val="21"/>
-          <w:lang w:val="en-US"/>
-        </w:rPr>
-      </w:pPr>
-      <w:r>
-        <w:rPr>
-          <w:sz w:val="21"/>
-          <w:szCs w:val="21"/>
-        </w:rPr>
-        <w:t>{{PHILIPS_BULLET_2}}</w:t>
-      </w:r>
-    </w:p>
-    <w:p>
-      <w:pPr>
-        <w:spacing w:after="0"/>
-        <w:rPr>
-          <w:sz w:val="21"/>
-          <w:szCs w:val="21"/>
-          <w:lang w:val="en-US"/>
-        </w:rPr>
-      </w:pPr>
-    </w:p>
-    <w:p>
-      <w:pPr>
-        <w:pBdr>
-          <w:bottom w:val="single" w:sz="4" w:space="1" w:color="auto"/>
-        </w:pBdr>
-        <w:spacing w:after="0"/>
-        <w:rPr>
-          <w:b/>
-          <w:bCs/>
-        </w:rPr>
-      </w:pPr>
-      <w:r>
-        <w:rPr>
-          <w:b/>
-          <w:bCs/>
-        </w:rPr>
-        <w:t>AI &amp; Technical Exploration</w:t>
-      </w:r>
-    </w:p>
-    <w:p>
-      <w:pPr>
-        <w:pStyle w:val="ListParagraph"/>
-        <w:numPr>
-          <w:ilvl w:val="0"/>
-          <w:numId w:val="27"/>
-        </w:numPr>
-        <w:spacing w:after="0"/>
-        <w:rPr>
-          <w:sz w:val="21"/>
-          <w:szCs w:val="21"/>
-          <w:lang w:val="en-US"/>
-        </w:rPr>
-      </w:pPr>
-      <w:r>
-        <w:rPr>
-          <w:sz w:val="21"/>
-          <w:szCs w:val="21"/>
-        </w:rPr>
-        <w:t xml:space="preserve">Built </w:t>
-      </w:r>
-      <w:r>
-        <w:rPr>
-          <w:sz w:val="21"/>
-          <w:szCs w:val="21"/>
-          <w:lang w:val="en-US"/>
-        </w:rPr>
-        <w:t xml:space="preserve">a few AI </w:t>
-      </w:r>
-      <w:r>
-        <w:rPr>
-          <w:sz w:val="21"/>
-          <w:szCs w:val="21"/>
-        </w:rPr>
-        <w:t>agent</w:t>
-      </w:r>
-      <w:r>
-        <w:rPr>
-          <w:sz w:val="21"/>
-          <w:szCs w:val="21"/>
-          <w:lang w:val="en-US"/>
-        </w:rPr>
-        <w:t>s</w:t>
-      </w:r>
-      <w:r>
-        <w:rPr>
-          <w:sz w:val="21"/>
-          <w:szCs w:val="21"/>
-        </w:rPr>
-        <w:t xml:space="preserve"> to explore AI-powered workflows and tools. Link on </w:t>
+          <w:rFonts w:asciiTheme="minorHAnsi" w:eastAsia="Arial" w:hAnsiTheme="minorHAnsi" w:cs="Arial"/>
+          <w:sz w:val="21"/>
+          <w:szCs w:val="21"/>
+        </w:rPr>
+        <w:t>15% conversion lift (4% → 15%)</w:t>
+      </w:r>
+      <w:r>
+        <w:rPr>
+          <w:rFonts w:asciiTheme="minorHAnsi" w:hAnsiTheme="minorHAnsi"/>
+          <w:sz w:val="21"/>
+          <w:szCs w:val="21"/>
+          <w:lang w:val="en-US"/>
+        </w:rPr>
+        <w:t xml:space="preserve">; </w:t>
+      </w:r>
+      <w:r>
+        <w:rPr>
+          <w:rFonts w:asciiTheme="minorHAnsi" w:eastAsia="Arial" w:hAnsiTheme="minorHAnsi" w:cs="Arial"/>
+          <w:sz w:val="21"/>
+          <w:szCs w:val="21"/>
+        </w:rPr>
+        <w:t>€4M+ revenue from #1 product launch</w:t>
+      </w:r>
+      <w:r>
+        <w:rPr>
+          <w:rFonts w:asciiTheme="minorHAnsi" w:hAnsiTheme="minorHAnsi"/>
+          <w:sz w:val="21"/>
+          <w:szCs w:val="21"/>
+          <w:lang w:val="en-US"/>
+        </w:rPr>
+        <w:t xml:space="preserve">; </w:t>
+      </w:r>
+      <w:r>
+        <w:rPr>
+          <w:rFonts w:asciiTheme="minorHAnsi" w:eastAsia="Arial" w:hAnsiTheme="minorHAnsi" w:cs="Arial"/>
+          <w:sz w:val="21"/>
+          <w:szCs w:val="21"/>
+        </w:rPr>
+        <w:t>21+ markets, 100+ stakeholders</w:t>
+      </w:r>
+      <w:r>
+        <w:rPr>
+          <w:rFonts w:asciiTheme="minorHAnsi" w:hAnsiTheme="minorHAnsi"/>
+          <w:sz w:val="21"/>
+          <w:szCs w:val="21"/>
+          <w:lang w:val="en-US"/>
+        </w:rPr>
+        <w:t xml:space="preserve">; </w:t>
+      </w:r>
+      <w:r>
+        <w:rPr>
+          <w:rFonts w:asciiTheme="minorHAnsi" w:eastAsia="Arial" w:hAnsiTheme="minorHAnsi" w:cs="Arial"/>
+          <w:sz w:val="21"/>
+          <w:szCs w:val="21"/>
+        </w:rPr>
+        <w:t>Built personal AI agent (</w:t>
       </w:r>
       <w:hyperlink r:id="rId11" w:history="1">
         <w:r>
           <w:rPr>
             <w:rStyle w:val="Hyperlink"/>
-            <w:rFonts w:cs="Calibri"/>
+            <w:rFonts w:asciiTheme="minorHAnsi" w:hAnsiTheme="minorHAnsi" w:cs="Calibri"/>
             <w:sz w:val="21"/>
             <w:szCs w:val="21"/>
           </w:rPr>
@@ -942,7 +310,7 @@
         <w:r>
           <w:rPr>
             <w:rStyle w:val="Hyperlink"/>
-            <w:rFonts w:cs="Calibri"/>
+            <w:rFonts w:asciiTheme="minorHAnsi" w:hAnsiTheme="minorHAnsi" w:cs="Calibri"/>
             <w:sz w:val="21"/>
             <w:szCs w:val="21"/>
             <w:lang w:val="en-US"/>
@@ -952,7 +320,881 @@
         <w:r>
           <w:rPr>
             <w:rStyle w:val="Hyperlink"/>
-            <w:rFonts w:cs="Calibri"/>
+            <w:rFonts w:asciiTheme="minorHAnsi" w:hAnsiTheme="minorHAnsi" w:cs="Calibri"/>
+            <w:sz w:val="21"/>
+            <w:szCs w:val="21"/>
+          </w:rPr>
+          <w:t>ub</w:t>
+        </w:r>
+      </w:hyperlink>
+      <w:r>
+        <w:rPr>
+          <w:rFonts w:asciiTheme="minorHAnsi" w:eastAsia="Arial" w:hAnsiTheme="minorHAnsi" w:cs="Arial"/>
+          <w:sz w:val="21"/>
+          <w:szCs w:val="21"/>
+        </w:rPr>
+        <w:t>)</w:t>
+      </w:r>
+      <w:r>
+        <w:rPr>
+          <w:rFonts w:asciiTheme="minorHAnsi" w:hAnsiTheme="minorHAnsi"/>
+          <w:sz w:val="21"/>
+          <w:szCs w:val="21"/>
+          <w:lang w:val="en-US"/>
+        </w:rPr>
+        <w:t xml:space="preserve">; </w:t>
+      </w:r>
+      <w:r>
+        <w:rPr>
+          <w:rFonts w:asciiTheme="minorHAnsi" w:eastAsia="Arial" w:hAnsiTheme="minorHAnsi" w:cs="Arial"/>
+          <w:sz w:val="21"/>
+          <w:szCs w:val="21"/>
+        </w:rPr>
+        <w:t>7+ years growth &amp; digital ops</w:t>
+      </w:r>
+    </w:p>
+    <w:p>
+      <w:pPr>
+        <w:spacing w:after="0"/>
+        <w:rPr>
+          <w:rFonts w:asciiTheme="minorHAnsi" w:hAnsiTheme="minorHAnsi"/>
+          <w:sz w:val="21"/>
+          <w:szCs w:val="21"/>
+        </w:rPr>
+      </w:pPr>
+    </w:p>
+    <w:p>
+      <w:pPr>
+        <w:pBdr>
+          <w:bottom w:val="single" w:sz="4" w:space="1" w:color="auto"/>
+        </w:pBdr>
+        <w:spacing w:after="0"/>
+        <w:rPr>
+          <w:rFonts w:asciiTheme="minorHAnsi" w:hAnsiTheme="minorHAnsi"/>
+          <w:b/>
+          <w:bCs/>
+          <w:lang w:val="en-US"/>
+        </w:rPr>
+      </w:pPr>
+      <w:r>
+        <w:rPr>
+          <w:rFonts w:asciiTheme="minorHAnsi" w:hAnsiTheme="minorHAnsi"/>
+          <w:b/>
+          <w:bCs/>
+        </w:rPr>
+        <w:t>Work Experienc</w:t>
+      </w:r>
+      <w:r>
+        <w:rPr>
+          <w:rFonts w:asciiTheme="minorHAnsi" w:hAnsiTheme="minorHAnsi"/>
+          <w:b/>
+          <w:bCs/>
+          <w:lang w:val="en-US"/>
+        </w:rPr>
+        <w:t>e</w:t>
+      </w:r>
+    </w:p>
+    <w:p>
+      <w:pPr>
+        <w:spacing w:after="0"/>
+        <w:rPr>
+          <w:rFonts w:asciiTheme="minorHAnsi" w:hAnsiTheme="minorHAnsi"/>
+          <w:b/>
+          <w:bCs/>
+          <w:sz w:val="21"/>
+          <w:szCs w:val="21"/>
+          <w:lang w:val="en-US"/>
+        </w:rPr>
+      </w:pPr>
+      <w:r>
+        <w:rPr>
+          <w:rFonts w:asciiTheme="minorHAnsi" w:hAnsiTheme="minorHAnsi"/>
+          <w:b/>
+          <w:bCs/>
+          <w:sz w:val="21"/>
+          <w:szCs w:val="21"/>
+          <w:lang w:val="en-US"/>
+        </w:rPr>
+        <w:t>Digital Marketing</w:t>
+      </w:r>
+      <w:r>
+        <w:rPr>
+          <w:rFonts w:asciiTheme="minorHAnsi" w:hAnsiTheme="minorHAnsi"/>
+          <w:b/>
+          <w:bCs/>
+          <w:sz w:val="21"/>
+          <w:szCs w:val="21"/>
+          <w:lang w:val="en-US"/>
+        </w:rPr>
+        <w:t xml:space="preserve"> &amp; Growth</w:t>
+      </w:r>
+      <w:r>
+        <w:rPr>
+          <w:rFonts w:asciiTheme="minorHAnsi" w:hAnsiTheme="minorHAnsi"/>
+          <w:b/>
+          <w:bCs/>
+          <w:sz w:val="21"/>
+          <w:szCs w:val="21"/>
+        </w:rPr>
+        <w:t xml:space="preserve"> Advisor | </w:t>
+      </w:r>
+      <w:r>
+        <w:rPr>
+          <w:rFonts w:asciiTheme="minorHAnsi" w:hAnsiTheme="minorHAnsi"/>
+          <w:b/>
+          <w:bCs/>
+          <w:sz w:val="21"/>
+          <w:szCs w:val="21"/>
+          <w:lang w:val="en-US"/>
+        </w:rPr>
+        <w:t>Freelance</w:t>
+      </w:r>
+      <w:r>
+        <w:rPr>
+          <w:rFonts w:asciiTheme="minorHAnsi" w:hAnsiTheme="minorHAnsi"/>
+          <w:b/>
+          <w:bCs/>
+          <w:sz w:val="21"/>
+          <w:szCs w:val="21"/>
+        </w:rPr>
+        <w:t xml:space="preserve"> | Berli</w:t>
+      </w:r>
+      <w:r>
+        <w:rPr>
+          <w:rFonts w:asciiTheme="minorHAnsi" w:hAnsiTheme="minorHAnsi"/>
+          <w:b/>
+          <w:bCs/>
+          <w:sz w:val="21"/>
+          <w:szCs w:val="21"/>
+          <w:lang w:val="en-US"/>
+        </w:rPr>
+        <w:t>n</w:t>
+      </w:r>
+      <w:r>
+        <w:rPr>
+          <w:rFonts w:asciiTheme="minorHAnsi" w:hAnsiTheme="minorHAnsi"/>
+          <w:b/>
+          <w:bCs/>
+          <w:sz w:val="21"/>
+          <w:szCs w:val="21"/>
+          <w:lang w:val="en-US"/>
+        </w:rPr>
+        <w:tab/>
+      </w:r>
+      <w:r>
+        <w:rPr>
+          <w:rFonts w:asciiTheme="minorHAnsi" w:hAnsiTheme="minorHAnsi"/>
+          <w:b/>
+          <w:bCs/>
+          <w:sz w:val="21"/>
+          <w:szCs w:val="21"/>
+          <w:lang w:val="en-US"/>
+        </w:rPr>
+        <w:tab/>
+      </w:r>
+      <w:r>
+        <w:rPr>
+          <w:rFonts w:asciiTheme="minorHAnsi" w:hAnsiTheme="minorHAnsi"/>
+          <w:b/>
+          <w:bCs/>
+          <w:sz w:val="21"/>
+          <w:szCs w:val="21"/>
+          <w:lang w:val="en-US"/>
+        </w:rPr>
+        <w:tab/>
+      </w:r>
+      <w:r>
+        <w:rPr>
+          <w:rFonts w:asciiTheme="minorHAnsi" w:hAnsiTheme="minorHAnsi"/>
+          <w:b/>
+          <w:bCs/>
+          <w:sz w:val="21"/>
+          <w:szCs w:val="21"/>
+          <w:lang w:val="en-US"/>
+        </w:rPr>
+        <w:tab/>
+      </w:r>
+      <w:r>
+        <w:rPr>
+          <w:rFonts w:asciiTheme="minorHAnsi" w:hAnsiTheme="minorHAnsi"/>
+          <w:b/>
+          <w:bCs/>
+          <w:sz w:val="21"/>
+          <w:szCs w:val="21"/>
+          <w:lang w:val="en-US"/>
+        </w:rPr>
+        <w:tab/>
+        <w:t>P</w:t>
+      </w:r>
+      <w:r>
+        <w:rPr>
+          <w:rFonts w:asciiTheme="minorHAnsi" w:hAnsiTheme="minorHAnsi"/>
+          <w:b/>
+          <w:bCs/>
+          <w:sz w:val="21"/>
+          <w:szCs w:val="21"/>
+        </w:rPr>
+        <w:t>resent</w:t>
+      </w:r>
+    </w:p>
+    <w:p>
+      <w:pPr>
+        <w:spacing w:after="80"/>
+        <w:rPr>
+          <w:rFonts w:asciiTheme="minorHAnsi" w:hAnsiTheme="minorHAnsi"/>
+          <w:sz w:val="21"/>
+          <w:szCs w:val="21"/>
+          <w:lang w:val="en-US"/>
+        </w:rPr>
+      </w:pPr>
+      <w:r>
+        <w:rPr>
+          <w:rFonts w:asciiTheme="minorHAnsi" w:hAnsiTheme="minorHAnsi"/>
+          <w:sz w:val="21"/>
+          <w:szCs w:val="21"/>
+          <w:lang w:val="en-US"/>
+        </w:rPr>
+        <w:t>Advising startup</w:t>
+      </w:r>
+      <w:r>
+        <w:rPr>
+          <w:rFonts w:asciiTheme="minorHAnsi" w:hAnsiTheme="minorHAnsi"/>
+          <w:sz w:val="21"/>
+          <w:szCs w:val="21"/>
+          <w:lang w:val="en-US"/>
+        </w:rPr>
+        <w:t>s</w:t>
+      </w:r>
+      <w:r>
+        <w:rPr>
+          <w:rFonts w:asciiTheme="minorHAnsi" w:hAnsiTheme="minorHAnsi"/>
+          <w:sz w:val="21"/>
+          <w:szCs w:val="21"/>
+          <w:lang w:val="en-US"/>
+        </w:rPr>
+        <w:t xml:space="preserve"> on digital marketing and acquisition, with a focus on conversion optimization and lifecycle marketing.</w:t>
+      </w:r>
+    </w:p>
+    <w:p>
+      <w:pPr>
+        <w:pStyle w:val="ListParagraph"/>
+        <w:numPr>
+          <w:ilvl w:val="0"/>
+          <w:numId w:val="30"/>
+        </w:numPr>
+        <w:spacing w:after="80"/>
+        <w:rPr>
+          <w:rFonts w:asciiTheme="minorHAnsi" w:hAnsiTheme="minorHAnsi"/>
+          <w:sz w:val="21"/>
+          <w:szCs w:val="21"/>
+          <w:lang w:val="en-US"/>
+        </w:rPr>
+      </w:pPr>
+      <w:r>
+        <w:rPr>
+          <w:rFonts w:asciiTheme="minorHAnsi" w:hAnsiTheme="minorHAnsi"/>
+          <w:sz w:val="21"/>
+          <w:szCs w:val="21"/>
+          <w:lang w:val="en-US"/>
+        </w:rPr>
+        <w:t>Replaced fragmented WhatsApp-based manual communication with a fully automated HubSpot email journey, reclaiming 25 hours per week of team capacity</w:t>
+      </w:r>
+    </w:p>
+    <w:p>
+      <w:pPr>
+        <w:pStyle w:val="ListParagraph"/>
+        <w:numPr>
+          <w:ilvl w:val="0"/>
+          <w:numId w:val="30"/>
+        </w:numPr>
+        <w:spacing w:after="80"/>
+        <w:rPr>
+          <w:rFonts w:asciiTheme="minorHAnsi" w:hAnsiTheme="minorHAnsi"/>
+          <w:sz w:val="21"/>
+          <w:szCs w:val="21"/>
+          <w:lang w:val="en-US"/>
+        </w:rPr>
+      </w:pPr>
+      <w:r>
+        <w:rPr>
+          <w:rFonts w:asciiTheme="minorHAnsi" w:hAnsiTheme="minorHAnsi"/>
+          <w:sz w:val="21"/>
+          <w:szCs w:val="21"/>
+          <w:lang w:val="en-US"/>
+        </w:rPr>
+        <w:t>Consolidated fragmented customer data into a unified HubSpot CRM — automating onboarding, engagement, and retention flows end-to-end</w:t>
+      </w:r>
+    </w:p>
+    <w:p>
+      <w:pPr>
+        <w:spacing w:after="0"/>
+        <w:rPr>
+          <w:rFonts w:asciiTheme="minorHAnsi" w:hAnsiTheme="minorHAnsi"/>
+          <w:sz w:val="21"/>
+          <w:szCs w:val="21"/>
+        </w:rPr>
+      </w:pPr>
+      <w:r>
+        <w:rPr>
+          <w:rFonts w:asciiTheme="minorHAnsi" w:hAnsiTheme="minorHAnsi"/>
+          <w:b/>
+          <w:bCs/>
+          <w:sz w:val="21"/>
+          <w:szCs w:val="21"/>
+        </w:rPr>
+        <w:t>Client:</w:t>
+      </w:r>
+      <w:r>
+        <w:rPr>
+          <w:rFonts w:asciiTheme="minorHAnsi" w:hAnsiTheme="minorHAnsi"/>
+          <w:sz w:val="21"/>
+          <w:szCs w:val="21"/>
+        </w:rPr>
+        <w:t xml:space="preserve"> Zeya Social</w:t>
+      </w:r>
+    </w:p>
+    <w:p>
+      <w:pPr>
+        <w:spacing w:after="0"/>
+        <w:rPr>
+          <w:rFonts w:asciiTheme="minorHAnsi" w:hAnsiTheme="minorHAnsi"/>
+          <w:b/>
+          <w:bCs/>
+          <w:sz w:val="21"/>
+          <w:szCs w:val="21"/>
+          <w:lang w:val="en-US"/>
+        </w:rPr>
+      </w:pPr>
+    </w:p>
+    <w:p>
+      <w:pPr>
+        <w:spacing w:after="0"/>
+        <w:rPr>
+          <w:rFonts w:asciiTheme="minorHAnsi" w:hAnsiTheme="minorHAnsi"/>
+          <w:b/>
+          <w:bCs/>
+          <w:sz w:val="21"/>
+          <w:szCs w:val="21"/>
+        </w:rPr>
+      </w:pPr>
+      <w:r>
+        <w:rPr>
+          <w:rFonts w:asciiTheme="minorHAnsi" w:hAnsiTheme="minorHAnsi"/>
+          <w:b/>
+          <w:bCs/>
+          <w:sz w:val="21"/>
+          <w:szCs w:val="21"/>
+        </w:rPr>
+        <w:t>{{ROLE_TITLE}}</w:t>
+      </w:r>
+      <w:r>
+        <w:rPr>
+          <w:rFonts w:asciiTheme="minorHAnsi" w:hAnsiTheme="minorHAnsi"/>
+          <w:b/>
+          <w:bCs/>
+          <w:sz w:val="21"/>
+          <w:szCs w:val="21"/>
+        </w:rPr>
+        <w:t xml:space="preserve"> | Philips Domestic Appliances (Versuni) | Amsterdam</w:t>
+      </w:r>
+      <w:r>
+        <w:rPr>
+          <w:rFonts w:asciiTheme="minorHAnsi" w:hAnsiTheme="minorHAnsi"/>
+          <w:b/>
+          <w:bCs/>
+          <w:sz w:val="21"/>
+          <w:szCs w:val="21"/>
+        </w:rPr>
+        <w:tab/>
+      </w:r>
+      <w:r>
+        <w:rPr>
+          <w:rFonts w:asciiTheme="minorHAnsi" w:hAnsiTheme="minorHAnsi"/>
+          <w:b/>
+          <w:bCs/>
+          <w:sz w:val="21"/>
+          <w:szCs w:val="21"/>
+        </w:rPr>
+        <w:tab/>
+      </w:r>
+      <w:r>
+        <w:rPr>
+          <w:rFonts w:asciiTheme="minorHAnsi" w:hAnsiTheme="minorHAnsi"/>
+          <w:b/>
+          <w:bCs/>
+          <w:sz w:val="21"/>
+          <w:szCs w:val="21"/>
+          <w:lang w:val="en-US"/>
+        </w:rPr>
+        <w:tab/>
+      </w:r>
+      <w:r>
+        <w:rPr>
+          <w:rFonts w:asciiTheme="minorHAnsi" w:hAnsiTheme="minorHAnsi"/>
+          <w:b/>
+          <w:bCs/>
+          <w:sz w:val="21"/>
+          <w:szCs w:val="21"/>
+          <w:lang w:val="en-US"/>
+        </w:rPr>
+        <w:tab/>
+      </w:r>
+      <w:r>
+        <w:rPr>
+          <w:rFonts w:asciiTheme="minorHAnsi" w:hAnsiTheme="minorHAnsi"/>
+          <w:b/>
+          <w:bCs/>
+          <w:sz w:val="21"/>
+          <w:szCs w:val="21"/>
+        </w:rPr>
+        <w:t xml:space="preserve">2021-2025                                     </w:t>
+      </w:r>
+    </w:p>
+    <w:p>
+      <w:pPr>
+        <w:pStyle w:val="ListParagraph"/>
+        <w:numPr>
+          <w:ilvl w:val="0"/>
+          <w:numId w:val="21"/>
+        </w:numPr>
+        <w:spacing w:after="0"/>
+        <w:rPr>
+          <w:rFonts w:asciiTheme="minorHAnsi" w:hAnsiTheme="minorHAnsi"/>
+          <w:sz w:val="21"/>
+          <w:szCs w:val="21"/>
+        </w:rPr>
+      </w:pPr>
+      <w:r>
+        <w:rPr>
+          <w:rFonts w:asciiTheme="minorHAnsi" w:hAnsiTheme="minorHAnsi"/>
+          <w:sz w:val="21"/>
+          <w:szCs w:val="21"/>
+        </w:rPr>
+        <w:t>{{VERSUNI_BULLET_1}}</w:t>
+      </w:r>
+    </w:p>
+    <w:p>
+      <w:pPr>
+        <w:pStyle w:val="ListParagraph"/>
+        <w:numPr>
+          <w:ilvl w:val="0"/>
+          <w:numId w:val="21"/>
+        </w:numPr>
+        <w:spacing w:after="0"/>
+        <w:rPr>
+          <w:rFonts w:asciiTheme="minorHAnsi" w:hAnsiTheme="minorHAnsi"/>
+          <w:sz w:val="21"/>
+          <w:szCs w:val="21"/>
+        </w:rPr>
+      </w:pPr>
+      <w:r>
+        <w:rPr>
+          <w:rFonts w:asciiTheme="minorHAnsi" w:hAnsiTheme="minorHAnsi"/>
+          <w:sz w:val="21"/>
+          <w:szCs w:val="21"/>
+        </w:rPr>
+        <w:t>{{VERSUNI_BULLET_2}}</w:t>
+      </w:r>
+    </w:p>
+    <w:p>
+      <w:pPr>
+        <w:pStyle w:val="ListParagraph"/>
+        <w:numPr>
+          <w:ilvl w:val="0"/>
+          <w:numId w:val="21"/>
+        </w:numPr>
+        <w:spacing w:after="0"/>
+        <w:rPr>
+          <w:rFonts w:asciiTheme="minorHAnsi" w:hAnsiTheme="minorHAnsi"/>
+          <w:sz w:val="21"/>
+          <w:szCs w:val="21"/>
+        </w:rPr>
+      </w:pPr>
+      <w:r>
+        <w:rPr>
+          <w:rFonts w:asciiTheme="minorHAnsi" w:hAnsiTheme="minorHAnsi"/>
+          <w:sz w:val="21"/>
+          <w:szCs w:val="21"/>
+        </w:rPr>
+        <w:t>{{VERSUNI_BULLET_3}}</w:t>
+      </w:r>
+    </w:p>
+    <w:p>
+      <w:pPr>
+        <w:pStyle w:val="ListParagraph"/>
+        <w:numPr>
+          <w:ilvl w:val="0"/>
+          <w:numId w:val="21"/>
+        </w:numPr>
+        <w:spacing w:after="0"/>
+        <w:rPr>
+          <w:rFonts w:asciiTheme="minorHAnsi" w:hAnsiTheme="minorHAnsi"/>
+          <w:sz w:val="21"/>
+          <w:szCs w:val="21"/>
+        </w:rPr>
+      </w:pPr>
+      <w:r>
+        <w:rPr>
+          <w:rFonts w:asciiTheme="minorHAnsi" w:hAnsiTheme="minorHAnsi"/>
+          <w:sz w:val="21"/>
+          <w:szCs w:val="21"/>
+        </w:rPr>
+        <w:t>{{VERSUNI_BULLET_4}}</w:t>
+      </w:r>
+    </w:p>
+    <w:p>
+      <w:pPr>
+        <w:pStyle w:val="ListParagraph"/>
+        <w:numPr>
+          <w:ilvl w:val="0"/>
+          <w:numId w:val="21"/>
+        </w:numPr>
+        <w:spacing w:after="0"/>
+        <w:rPr>
+          <w:rFonts w:asciiTheme="minorHAnsi" w:hAnsiTheme="minorHAnsi"/>
+          <w:sz w:val="21"/>
+          <w:szCs w:val="21"/>
+        </w:rPr>
+      </w:pPr>
+      <w:r>
+        <w:rPr>
+          <w:rFonts w:asciiTheme="minorHAnsi" w:hAnsiTheme="minorHAnsi"/>
+          <w:sz w:val="21"/>
+          <w:szCs w:val="21"/>
+        </w:rPr>
+        <w:t>{{VERSUNI_BULLET_5}}</w:t>
+      </w:r>
+    </w:p>
+    <w:p>
+      <w:pPr>
+        <w:pStyle w:val="ListParagraph"/>
+        <w:numPr>
+          <w:ilvl w:val="0"/>
+          <w:numId w:val="21"/>
+        </w:numPr>
+        <w:spacing w:after="0" w:line="276" w:lineRule="auto"/>
+        <w:rPr>
+          <w:rFonts w:asciiTheme="minorHAnsi" w:hAnsiTheme="minorHAnsi"/>
+          <w:sz w:val="21"/>
+          <w:szCs w:val="21"/>
+        </w:rPr>
+      </w:pPr>
+      <w:r>
+        <w:rPr>
+          <w:rFonts w:asciiTheme="minorHAnsi" w:hAnsiTheme="minorHAnsi"/>
+          <w:sz w:val="21"/>
+          <w:szCs w:val="21"/>
+        </w:rPr>
+        <w:t>{{VERSUNI_BULLET_</w:t>
+      </w:r>
+      <w:r>
+        <w:rPr>
+          <w:rFonts w:asciiTheme="minorHAnsi" w:hAnsiTheme="minorHAnsi"/>
+          <w:sz w:val="21"/>
+          <w:szCs w:val="21"/>
+          <w:lang w:val="en-US"/>
+        </w:rPr>
+        <w:t>6</w:t>
+      </w:r>
+      <w:r>
+        <w:rPr>
+          <w:rFonts w:asciiTheme="minorHAnsi" w:hAnsiTheme="minorHAnsi"/>
+          <w:sz w:val="21"/>
+          <w:szCs w:val="21"/>
+        </w:rPr>
+        <w:t>}}</w:t>
+      </w:r>
+    </w:p>
+    <w:p>
+      <w:pPr>
+        <w:pStyle w:val="ListParagraph"/>
+        <w:spacing w:after="0"/>
+        <w:rPr>
+          <w:rFonts w:asciiTheme="minorHAnsi" w:hAnsiTheme="minorHAnsi"/>
+          <w:sz w:val="21"/>
+          <w:szCs w:val="21"/>
+        </w:rPr>
+      </w:pPr>
+    </w:p>
+    <w:p>
+      <w:pPr>
+        <w:spacing w:after="0"/>
+        <w:rPr>
+          <w:rFonts w:asciiTheme="minorHAnsi" w:hAnsiTheme="minorHAnsi"/>
+          <w:b/>
+          <w:bCs/>
+          <w:sz w:val="21"/>
+          <w:szCs w:val="21"/>
+          <w:lang w:val="en-US"/>
+        </w:rPr>
+      </w:pPr>
+      <w:r>
+        <w:rPr>
+          <w:rFonts w:asciiTheme="minorHAnsi" w:hAnsiTheme="minorHAnsi"/>
+          <w:b/>
+          <w:bCs/>
+          <w:sz w:val="21"/>
+          <w:szCs w:val="21"/>
+        </w:rPr>
+        <w:t>{{ROLE_TITLE}}</w:t>
+      </w:r>
+      <w:r>
+        <w:rPr>
+          <w:rFonts w:asciiTheme="minorHAnsi" w:hAnsiTheme="minorHAnsi"/>
+          <w:b/>
+          <w:bCs/>
+          <w:sz w:val="21"/>
+          <w:szCs w:val="21"/>
+          <w:lang w:val="en-US"/>
+        </w:rPr>
+        <w:t xml:space="preserve"> </w:t>
+      </w:r>
+      <w:r>
+        <w:rPr>
+          <w:rFonts w:asciiTheme="minorHAnsi" w:hAnsiTheme="minorHAnsi"/>
+          <w:b/>
+          <w:bCs/>
+          <w:sz w:val="21"/>
+          <w:szCs w:val="21"/>
+        </w:rPr>
+        <w:t>| Royal Philips | Amsterdam</w:t>
+      </w:r>
+      <w:r>
+        <w:rPr>
+          <w:rFonts w:asciiTheme="minorHAnsi" w:hAnsiTheme="minorHAnsi"/>
+          <w:b/>
+          <w:bCs/>
+          <w:sz w:val="21"/>
+          <w:szCs w:val="21"/>
+        </w:rPr>
+        <w:tab/>
+      </w:r>
+      <w:r>
+        <w:rPr>
+          <w:rFonts w:asciiTheme="minorHAnsi" w:hAnsiTheme="minorHAnsi"/>
+          <w:b/>
+          <w:bCs/>
+          <w:sz w:val="21"/>
+          <w:szCs w:val="21"/>
+        </w:rPr>
+        <w:tab/>
+      </w:r>
+      <w:r>
+        <w:rPr>
+          <w:rFonts w:asciiTheme="minorHAnsi" w:hAnsiTheme="minorHAnsi"/>
+          <w:b/>
+          <w:bCs/>
+          <w:sz w:val="21"/>
+          <w:szCs w:val="21"/>
+        </w:rPr>
+        <w:tab/>
+      </w:r>
+      <w:r>
+        <w:rPr>
+          <w:rFonts w:asciiTheme="minorHAnsi" w:hAnsiTheme="minorHAnsi"/>
+          <w:b/>
+          <w:bCs/>
+          <w:sz w:val="21"/>
+          <w:szCs w:val="21"/>
+          <w:lang w:val="en-US"/>
+        </w:rPr>
+        <w:tab/>
+      </w:r>
+      <w:r>
+        <w:rPr>
+          <w:rFonts w:asciiTheme="minorHAnsi" w:hAnsiTheme="minorHAnsi"/>
+          <w:b/>
+          <w:bCs/>
+          <w:sz w:val="21"/>
+          <w:szCs w:val="21"/>
+          <w:lang w:val="en-US"/>
+        </w:rPr>
+        <w:tab/>
+      </w:r>
+      <w:r>
+        <w:rPr>
+          <w:rFonts w:asciiTheme="minorHAnsi" w:hAnsiTheme="minorHAnsi"/>
+          <w:b/>
+          <w:bCs/>
+          <w:sz w:val="21"/>
+          <w:szCs w:val="21"/>
+          <w:lang w:val="en-US"/>
+        </w:rPr>
+        <w:tab/>
+      </w:r>
+      <w:r>
+        <w:rPr>
+          <w:rFonts w:asciiTheme="minorHAnsi" w:hAnsiTheme="minorHAnsi"/>
+          <w:b/>
+          <w:bCs/>
+          <w:sz w:val="21"/>
+          <w:szCs w:val="21"/>
+        </w:rPr>
+        <w:tab/>
+        <w:t xml:space="preserve">2019-2021                                                               </w:t>
+      </w:r>
+    </w:p>
+    <w:p>
+      <w:pPr>
+        <w:pStyle w:val="ListParagraph"/>
+        <w:numPr>
+          <w:ilvl w:val="0"/>
+          <w:numId w:val="23"/>
+        </w:numPr>
+        <w:spacing w:after="0"/>
+        <w:rPr>
+          <w:rFonts w:asciiTheme="minorHAnsi" w:hAnsiTheme="minorHAnsi"/>
+          <w:sz w:val="21"/>
+          <w:szCs w:val="21"/>
+          <w:lang w:val="en-US"/>
+        </w:rPr>
+      </w:pPr>
+      <w:r>
+        <w:rPr>
+          <w:rFonts w:asciiTheme="minorHAnsi" w:hAnsiTheme="minorHAnsi"/>
+          <w:sz w:val="21"/>
+          <w:szCs w:val="21"/>
+        </w:rPr>
+        <w:t>{{PHILIPS_BULLET_1}}</w:t>
+      </w:r>
+    </w:p>
+    <w:p>
+      <w:pPr>
+        <w:pStyle w:val="ListParagraph"/>
+        <w:numPr>
+          <w:ilvl w:val="0"/>
+          <w:numId w:val="23"/>
+        </w:numPr>
+        <w:spacing w:after="0"/>
+        <w:rPr>
+          <w:rFonts w:asciiTheme="minorHAnsi" w:hAnsiTheme="minorHAnsi"/>
+          <w:sz w:val="21"/>
+          <w:szCs w:val="21"/>
+          <w:lang w:val="en-US"/>
+        </w:rPr>
+      </w:pPr>
+      <w:r>
+        <w:rPr>
+          <w:rFonts w:asciiTheme="minorHAnsi" w:hAnsiTheme="minorHAnsi"/>
+          <w:sz w:val="21"/>
+          <w:szCs w:val="21"/>
+        </w:rPr>
+        <w:t>{{PHILIPS_BULLET_2}}</w:t>
+      </w:r>
+    </w:p>
+    <w:p>
+      <w:pPr>
+        <w:spacing w:after="0"/>
+        <w:rPr>
+          <w:rFonts w:asciiTheme="minorHAnsi" w:hAnsiTheme="minorHAnsi"/>
+          <w:sz w:val="21"/>
+          <w:szCs w:val="21"/>
+          <w:lang w:val="en-US"/>
+        </w:rPr>
+      </w:pPr>
+    </w:p>
+    <w:p>
+      <w:pPr>
+        <w:pBdr>
+          <w:bottom w:val="single" w:sz="4" w:space="1" w:color="auto"/>
+        </w:pBdr>
+        <w:spacing w:after="0"/>
+        <w:rPr>
+          <w:rFonts w:asciiTheme="minorHAnsi" w:hAnsiTheme="minorHAnsi"/>
+          <w:b/>
+          <w:bCs/>
+        </w:rPr>
+      </w:pPr>
+      <w:r>
+        <w:rPr>
+          <w:rFonts w:asciiTheme="minorHAnsi" w:hAnsiTheme="minorHAnsi"/>
+          <w:b/>
+          <w:bCs/>
+        </w:rPr>
+        <w:t>AI &amp; Technical Exploration</w:t>
+      </w:r>
+    </w:p>
+    <w:p>
+      <w:pPr>
+        <w:pStyle w:val="ListParagraph"/>
+        <w:numPr>
+          <w:ilvl w:val="0"/>
+          <w:numId w:val="27"/>
+        </w:numPr>
+        <w:spacing w:after="0"/>
+        <w:rPr>
+          <w:rFonts w:asciiTheme="minorHAnsi" w:hAnsiTheme="minorHAnsi"/>
+          <w:sz w:val="21"/>
+          <w:szCs w:val="21"/>
+          <w:lang w:val="en-US"/>
+        </w:rPr>
+      </w:pPr>
+      <w:r>
+        <w:rPr>
+          <w:rFonts w:asciiTheme="minorHAnsi" w:hAnsiTheme="minorHAnsi"/>
+          <w:sz w:val="21"/>
+          <w:szCs w:val="21"/>
+        </w:rPr>
+        <w:t xml:space="preserve">Built </w:t>
+      </w:r>
+      <w:r>
+        <w:rPr>
+          <w:rFonts w:asciiTheme="minorHAnsi" w:hAnsiTheme="minorHAnsi"/>
+          <w:sz w:val="21"/>
+          <w:szCs w:val="21"/>
+          <w:lang w:val="en-US"/>
+        </w:rPr>
+        <w:t xml:space="preserve">a few AI </w:t>
+      </w:r>
+      <w:r>
+        <w:rPr>
+          <w:rFonts w:asciiTheme="minorHAnsi" w:hAnsiTheme="minorHAnsi"/>
+          <w:sz w:val="21"/>
+          <w:szCs w:val="21"/>
+        </w:rPr>
+        <w:t>agent</w:t>
+      </w:r>
+      <w:r>
+        <w:rPr>
+          <w:rFonts w:asciiTheme="minorHAnsi" w:hAnsiTheme="minorHAnsi"/>
+          <w:sz w:val="21"/>
+          <w:szCs w:val="21"/>
+          <w:lang w:val="en-US"/>
+        </w:rPr>
+        <w:t>s</w:t>
+      </w:r>
+      <w:r>
+        <w:rPr>
+          <w:rFonts w:asciiTheme="minorHAnsi" w:hAnsiTheme="minorHAnsi"/>
+          <w:sz w:val="21"/>
+          <w:szCs w:val="21"/>
+        </w:rPr>
+        <w:t xml:space="preserve"> to explore AI-powered workflows and tools. Link on </w:t>
+      </w:r>
+      <w:hyperlink r:id="rId12" w:history="1">
+        <w:r>
+          <w:rPr>
+            <w:rStyle w:val="Hyperlink"/>
+            <w:rFonts w:asciiTheme="minorHAnsi" w:hAnsiTheme="minorHAnsi" w:cs="Calibri"/>
+            <w:sz w:val="21"/>
+            <w:szCs w:val="21"/>
+          </w:rPr>
+          <w:t>Git</w:t>
+        </w:r>
+        <w:r>
+          <w:rPr>
+            <w:rStyle w:val="Hyperlink"/>
+            <w:rFonts w:asciiTheme="minorHAnsi" w:hAnsiTheme="minorHAnsi" w:cs="Calibri"/>
+            <w:sz w:val="21"/>
+            <w:szCs w:val="21"/>
+            <w:lang w:val="en-US"/>
+          </w:rPr>
+          <w:t>H</w:t>
+        </w:r>
+        <w:r>
+          <w:rPr>
+            <w:rStyle w:val="Hyperlink"/>
+            <w:rFonts w:asciiTheme="minorHAnsi" w:hAnsiTheme="minorHAnsi" w:cs="Calibri"/>
             <w:sz w:val="21"/>
             <w:szCs w:val="21"/>
           </w:rPr>
@@ -967,18 +1209,36 @@
           <w:ilvl w:val="0"/>
           <w:numId w:val="27"/>
         </w:numPr>
-        <w:spacing w:after="60" w:line="240" w:lineRule="auto"/>
-        <w:rPr>
-          <w:sz w:val="21"/>
-          <w:szCs w:val="21"/>
-        </w:rPr>
-      </w:pPr>
-      <w:r>
-        <w:rPr>
-          <w:sz w:val="21"/>
-          <w:szCs w:val="21"/>
-        </w:rPr>
-        <w:t>Completing DeepLearning.AI programs in AI agents and automation workflows</w:t>
+        <w:spacing w:before="40" w:after="40" w:line="240" w:lineRule="auto"/>
+        <w:contextualSpacing w:val="0"/>
+        <w:rPr>
+          <w:rFonts w:asciiTheme="minorHAnsi" w:hAnsiTheme="minorHAnsi"/>
+        </w:rPr>
+      </w:pPr>
+      <w:r>
+        <w:rPr>
+          <w:rFonts w:asciiTheme="minorHAnsi" w:eastAsia="Arial" w:hAnsiTheme="minorHAnsi" w:cs="Arial"/>
+          <w:sz w:val="20"/>
+          <w:szCs w:val="20"/>
+        </w:rPr>
+        <w:t>Actively experiment with AI models (Claude, GPT-4, Gemini), prompt engineering, and automation stacks (</w:t>
+      </w:r>
+      <w:r>
+        <w:rPr>
+          <w:rFonts w:asciiTheme="minorHAnsi" w:eastAsia="Arial" w:hAnsiTheme="minorHAnsi" w:cs="Arial"/>
+          <w:sz w:val="20"/>
+          <w:szCs w:val="20"/>
+          <w:lang w:val="en-US"/>
+        </w:rPr>
+        <w:t>n8n</w:t>
+      </w:r>
+      <w:r>
+        <w:rPr>
+          <w:rFonts w:asciiTheme="minorHAnsi" w:eastAsia="Arial" w:hAnsiTheme="minorHAnsi" w:cs="Arial"/>
+          <w:sz w:val="20"/>
+          <w:szCs w:val="20"/>
+        </w:rPr>
+        <w:t xml:space="preserve"> + HubSpot + AI) for real workflow problems</w:t>
       </w:r>
     </w:p>
     <w:p>
@@ -988,39 +1248,26 @@
           <w:ilvl w:val="0"/>
           <w:numId w:val="27"/>
         </w:numPr>
-        <w:spacing w:after="60" w:line="240" w:lineRule="auto"/>
-        <w:rPr>
-          <w:sz w:val="21"/>
-          <w:szCs w:val="21"/>
-        </w:rPr>
-      </w:pPr>
-      <w:r>
-        <w:rPr>
-          <w:sz w:val="21"/>
-          <w:szCs w:val="21"/>
-        </w:rPr>
-        <w:t xml:space="preserve">Building a side project: developing an AI-powered product and taking it through the full </w:t>
-      </w:r>
-      <w:r>
-        <w:rPr>
-          <w:sz w:val="21"/>
-          <w:szCs w:val="21"/>
-          <w:lang w:val="en-US"/>
-        </w:rPr>
-        <w:t xml:space="preserve">GTM </w:t>
-      </w:r>
-      <w:r>
-        <w:rPr>
-          <w:sz w:val="21"/>
-          <w:szCs w:val="21"/>
-        </w:rPr>
-        <w:t>process</w:t>
+        <w:spacing w:before="40" w:after="40" w:line="240" w:lineRule="auto"/>
+        <w:contextualSpacing w:val="0"/>
+        <w:rPr>
+          <w:rFonts w:asciiTheme="minorHAnsi" w:hAnsiTheme="minorHAnsi"/>
+        </w:rPr>
+      </w:pPr>
+      <w:r>
+        <w:rPr>
+          <w:rFonts w:asciiTheme="minorHAnsi" w:eastAsia="Arial" w:hAnsiTheme="minorHAnsi" w:cs="Arial"/>
+          <w:sz w:val="20"/>
+          <w:szCs w:val="20"/>
+        </w:rPr>
+        <w:t>Comfortable working with APIs, CMS integrations (Adobe Experience Manager, Squarespace), and no-code automation tools to build and iterate fast</w:t>
       </w:r>
     </w:p>
     <w:p>
       <w:pPr>
         <w:spacing w:after="0"/>
         <w:rPr>
+          <w:rFonts w:asciiTheme="minorHAnsi" w:hAnsiTheme="minorHAnsi"/>
           <w:sz w:val="21"/>
           <w:szCs w:val="21"/>
         </w:rPr>
@@ -1033,6 +1280,7 @@
         </w:pBdr>
         <w:spacing w:after="0"/>
         <w:rPr>
+          <w:rFonts w:asciiTheme="minorHAnsi" w:hAnsiTheme="minorHAnsi"/>
           <w:b/>
           <w:bCs/>
           <w:lang w:val="en-US"/>
@@ -1040,6 +1288,7 @@
       </w:pPr>
       <w:r>
         <w:rPr>
+          <w:rFonts w:asciiTheme="minorHAnsi" w:hAnsiTheme="minorHAnsi"/>
           <w:b/>
           <w:bCs/>
         </w:rPr>
@@ -1047,6 +1296,7 @@
       </w:r>
       <w:r>
         <w:rPr>
+          <w:rFonts w:asciiTheme="minorHAnsi" w:hAnsiTheme="minorHAnsi"/>
           <w:b/>
           <w:bCs/>
           <w:lang w:val="en-US"/>
@@ -1058,12 +1308,15 @@
       <w:pPr>
         <w:spacing w:after="0"/>
         <w:rPr>
-          <w:sz w:val="21"/>
-          <w:szCs w:val="21"/>
-        </w:rPr>
-      </w:pPr>
-      <w:r>
-        <w:rPr>
+          <w:rFonts w:asciiTheme="minorHAnsi" w:hAnsiTheme="minorHAnsi"/>
+          <w:sz w:val="21"/>
+          <w:szCs w:val="21"/>
+          <w:lang w:val="en-US"/>
+        </w:rPr>
+      </w:pPr>
+      <w:r>
+        <w:rPr>
+          <w:rFonts w:asciiTheme="minorHAnsi" w:hAnsiTheme="minorHAnsi"/>
           <w:b/>
           <w:bCs/>
           <w:i/>
@@ -1075,23 +1328,60 @@
       </w:r>
       <w:r>
         <w:rPr>
+          <w:rFonts w:asciiTheme="minorHAnsi" w:hAnsiTheme="minorHAnsi"/>
           <w:sz w:val="21"/>
           <w:szCs w:val="21"/>
         </w:rPr>
         <w:t xml:space="preserve"> Web Management &amp; SEO | CRM Campaign Management | Analytics &amp; Reporting | Cross-functional Project Management | UX | A/B Testing | International Stakeholder Management</w:t>
+      </w:r>
+      <w:r>
+        <w:rPr>
+          <w:rFonts w:asciiTheme="minorHAnsi" w:hAnsiTheme="minorHAnsi"/>
+          <w:sz w:val="21"/>
+          <w:szCs w:val="21"/>
+          <w:lang w:val="en-US"/>
+        </w:rPr>
+        <w:t xml:space="preserve"> </w:t>
+      </w:r>
+      <w:r>
+        <w:rPr>
+          <w:rFonts w:asciiTheme="minorHAnsi" w:hAnsiTheme="minorHAnsi"/>
+          <w:sz w:val="21"/>
+          <w:szCs w:val="21"/>
+        </w:rPr>
+        <w:t>|</w:t>
+      </w:r>
+      <w:r>
+        <w:rPr>
+          <w:rFonts w:asciiTheme="minorHAnsi" w:hAnsiTheme="minorHAnsi"/>
+          <w:sz w:val="21"/>
+          <w:szCs w:val="21"/>
+          <w:lang w:val="en-US"/>
+        </w:rPr>
+        <w:t xml:space="preserve"> </w:t>
+      </w:r>
+      <w:r>
+        <w:rPr>
+          <w:rFonts w:asciiTheme="minorHAnsi" w:eastAsia="Arial" w:hAnsiTheme="minorHAnsi" w:cs="Arial"/>
+          <w:sz w:val="20"/>
+          <w:szCs w:val="20"/>
+        </w:rPr>
+        <w:t>AI workflow design &amp; automation</w:t>
       </w:r>
     </w:p>
     <w:p>
       <w:pPr>
         <w:spacing w:after="0"/>
         <w:rPr>
-          <w:sz w:val="21"/>
-          <w:szCs w:val="21"/>
-          <w:lang w:val="en-US"/>
-        </w:rPr>
-      </w:pPr>
-      <w:r>
-        <w:rPr>
+          <w:rFonts w:asciiTheme="minorHAnsi" w:hAnsiTheme="minorHAnsi"/>
+          <w:sz w:val="21"/>
+          <w:szCs w:val="21"/>
+          <w:lang w:val="en-US"/>
+        </w:rPr>
+      </w:pPr>
+      <w:r>
+        <w:rPr>
+          <w:rFonts w:asciiTheme="minorHAnsi" w:hAnsiTheme="minorHAnsi"/>
           <w:b/>
           <w:bCs/>
           <w:i/>
@@ -1103,6 +1393,7 @@
       </w:r>
       <w:r>
         <w:rPr>
+          <w:rFonts w:asciiTheme="minorHAnsi" w:hAnsiTheme="minorHAnsi"/>
           <w:sz w:val="21"/>
           <w:szCs w:val="21"/>
         </w:rPr>
@@ -1110,6 +1401,7 @@
       </w:r>
       <w:r>
         <w:rPr>
+          <w:rFonts w:asciiTheme="minorHAnsi" w:hAnsiTheme="minorHAnsi"/>
           <w:sz w:val="21"/>
           <w:szCs w:val="21"/>
           <w:lang w:val="en-US"/>
@@ -1118,6 +1410,7 @@
       </w:r>
       <w:r>
         <w:rPr>
+          <w:rFonts w:asciiTheme="minorHAnsi" w:hAnsiTheme="minorHAnsi"/>
           <w:sz w:val="21"/>
           <w:szCs w:val="21"/>
         </w:rPr>
@@ -1131,13 +1424,15 @@
         </w:tabs>
         <w:spacing w:after="0"/>
         <w:rPr>
-          <w:sz w:val="21"/>
-          <w:szCs w:val="21"/>
-          <w:lang w:val="en-US"/>
-        </w:rPr>
-      </w:pPr>
-      <w:r>
-        <w:rPr>
+          <w:rFonts w:asciiTheme="minorHAnsi" w:hAnsiTheme="minorHAnsi"/>
+          <w:sz w:val="21"/>
+          <w:szCs w:val="21"/>
+          <w:lang w:val="en-US"/>
+        </w:rPr>
+      </w:pPr>
+      <w:r>
+        <w:rPr>
+          <w:rFonts w:asciiTheme="minorHAnsi" w:hAnsiTheme="minorHAnsi"/>
           <w:b/>
           <w:bCs/>
           <w:i/>
@@ -1150,22 +1445,16 @@
       </w:r>
       <w:r>
         <w:rPr>
-          <w:sz w:val="21"/>
-          <w:szCs w:val="21"/>
-          <w:lang w:val="en-US"/>
-        </w:rPr>
-        <w:t xml:space="preserve"> Foundation</w:t>
-      </w:r>
-      <w:r>
-        <w:rPr>
-          <w:sz w:val="21"/>
-          <w:szCs w:val="21"/>
-          <w:lang w:val="en-US"/>
-        </w:rPr>
-        <w:t xml:space="preserve">s of User Experience (UX) Design, Google </w:t>
-      </w:r>
-      <w:r>
-        <w:rPr>
+          <w:rFonts w:asciiTheme="minorHAnsi" w:hAnsiTheme="minorHAnsi"/>
+          <w:sz w:val="21"/>
+          <w:szCs w:val="21"/>
+          <w:lang w:val="en-US"/>
+        </w:rPr>
+        <w:t xml:space="preserve"> Foundations of User Experience (UX) Design, Google </w:t>
+      </w:r>
+      <w:r>
+        <w:rPr>
+          <w:rFonts w:asciiTheme="minorHAnsi" w:hAnsiTheme="minorHAnsi"/>
           <w:sz w:val="21"/>
           <w:szCs w:val="21"/>
         </w:rPr>
@@ -1173,46 +1462,16 @@
       </w:r>
       <w:r>
         <w:rPr>
-          <w:sz w:val="21"/>
-          <w:szCs w:val="21"/>
-          <w:lang w:val="en-US"/>
-        </w:rPr>
-        <w:t xml:space="preserve"> </w:t>
-      </w:r>
-      <w:r>
-        <w:rPr>
-          <w:sz w:val="21"/>
-          <w:szCs w:val="21"/>
-          <w:lang w:val="en-US"/>
-        </w:rPr>
-        <w:t>Professional Diploma in Digital Marketing</w:t>
-      </w:r>
-      <w:r>
-        <w:rPr>
-          <w:sz w:val="21"/>
-          <w:szCs w:val="21"/>
-          <w:lang w:val="en-US"/>
-        </w:rPr>
-        <w:t xml:space="preserve">, </w:t>
-      </w:r>
-      <w:r>
-        <w:rPr>
-          <w:sz w:val="21"/>
-          <w:szCs w:val="21"/>
-          <w:lang w:val="en-US"/>
-        </w:rPr>
-        <w:t>Digital Marketing Institute</w:t>
-      </w:r>
-      <w:r>
-        <w:rPr>
-          <w:sz w:val="21"/>
-          <w:szCs w:val="21"/>
-          <w:lang w:val="en-US"/>
-        </w:rPr>
-        <w:t xml:space="preserve"> </w:t>
-      </w:r>
-      <w:r>
-        <w:rPr>
+          <w:rFonts w:asciiTheme="minorHAnsi" w:hAnsiTheme="minorHAnsi"/>
+          <w:sz w:val="21"/>
+          <w:szCs w:val="21"/>
+          <w:lang w:val="en-US"/>
+        </w:rPr>
+        <w:t xml:space="preserve"> Professional Diploma in Digital Marketing, Digital Marketing Institute </w:t>
+      </w:r>
+      <w:r>
+        <w:rPr>
+          <w:rFonts w:asciiTheme="minorHAnsi" w:hAnsiTheme="minorHAnsi"/>
           <w:sz w:val="21"/>
           <w:szCs w:val="21"/>
         </w:rPr>
@@ -1220,6 +1479,7 @@
       </w:r>
       <w:r>
         <w:rPr>
+          <w:rFonts w:asciiTheme="minorHAnsi" w:hAnsiTheme="minorHAnsi"/>
           <w:sz w:val="21"/>
           <w:szCs w:val="21"/>
           <w:lang w:val="en-US"/>
@@ -1228,6 +1488,7 @@
       </w:r>
       <w:r>
         <w:rPr>
+          <w:rFonts w:asciiTheme="minorHAnsi" w:hAnsiTheme="minorHAnsi"/>
           <w:sz w:val="21"/>
           <w:szCs w:val="21"/>
           <w:lang w:val="en-US"/>
@@ -1236,6 +1497,7 @@
       </w:r>
       <w:r>
         <w:rPr>
+          <w:rFonts w:asciiTheme="minorHAnsi" w:hAnsiTheme="minorHAnsi"/>
           <w:sz w:val="21"/>
           <w:szCs w:val="21"/>
           <w:lang w:val="en-US"/>
@@ -1244,6 +1506,7 @@
       </w:r>
       <w:r>
         <w:rPr>
+          <w:rFonts w:asciiTheme="minorHAnsi" w:hAnsiTheme="minorHAnsi"/>
           <w:sz w:val="21"/>
           <w:szCs w:val="21"/>
         </w:rPr>
@@ -1251,6 +1514,7 @@
       </w:r>
       <w:r>
         <w:rPr>
+          <w:rFonts w:asciiTheme="minorHAnsi" w:hAnsiTheme="minorHAnsi"/>
           <w:sz w:val="21"/>
           <w:szCs w:val="21"/>
           <w:lang w:val="en-US"/>
@@ -1259,6 +1523,7 @@
       </w:r>
       <w:r>
         <w:rPr>
+          <w:rFonts w:asciiTheme="minorHAnsi" w:hAnsiTheme="minorHAnsi"/>
           <w:sz w:val="21"/>
           <w:szCs w:val="21"/>
         </w:rPr>
@@ -1266,6 +1531,7 @@
       </w:r>
       <w:r>
         <w:rPr>
+          <w:rFonts w:asciiTheme="minorHAnsi" w:hAnsiTheme="minorHAnsi"/>
           <w:sz w:val="21"/>
           <w:szCs w:val="21"/>
           <w:lang w:val="en-US"/>
@@ -1274,6 +1540,7 @@
       </w:r>
       <w:r>
         <w:rPr>
+          <w:rFonts w:asciiTheme="minorHAnsi" w:hAnsiTheme="minorHAnsi"/>
           <w:sz w:val="21"/>
           <w:szCs w:val="21"/>
           <w:lang w:val="en-US"/>
@@ -1282,6 +1549,7 @@
       </w:r>
       <w:r>
         <w:rPr>
+          <w:rFonts w:asciiTheme="minorHAnsi" w:hAnsiTheme="minorHAnsi"/>
           <w:sz w:val="21"/>
           <w:szCs w:val="21"/>
           <w:lang w:val="en-US"/>
@@ -1293,6 +1561,7 @@
       <w:pPr>
         <w:spacing w:after="0"/>
         <w:rPr>
+          <w:rFonts w:asciiTheme="minorHAnsi" w:hAnsiTheme="minorHAnsi"/>
           <w:sz w:val="21"/>
           <w:szCs w:val="21"/>
           <w:lang w:val="en-US"/>
@@ -1306,12 +1575,14 @@
         </w:pBdr>
         <w:spacing w:after="0"/>
         <w:rPr>
+          <w:rFonts w:asciiTheme="minorHAnsi" w:hAnsiTheme="minorHAnsi"/>
           <w:b/>
           <w:bCs/>
         </w:rPr>
       </w:pPr>
       <w:r>
         <w:rPr>
+          <w:rFonts w:asciiTheme="minorHAnsi" w:hAnsiTheme="minorHAnsi"/>
           <w:b/>
           <w:bCs/>
         </w:rPr>
@@ -1322,16 +1593,19 @@
       <w:pPr>
         <w:spacing w:after="0"/>
         <w:rPr>
-          <w:sz w:val="21"/>
-          <w:szCs w:val="21"/>
-          <w:lang w:val="en-US"/>
-        </w:rPr>
-      </w:pPr>
-      <w:r>
-        <w:rPr>
-          <w:sz w:val="21"/>
-          <w:szCs w:val="21"/>
-        </w:rPr>
+          <w:rFonts w:asciiTheme="minorHAnsi" w:hAnsiTheme="minorHAnsi"/>
+          <w:sz w:val="21"/>
+          <w:szCs w:val="21"/>
+          <w:lang w:val="en-US"/>
+        </w:rPr>
+      </w:pPr>
+      <w:r>
+        <w:rPr>
+          <w:rFonts w:asciiTheme="minorHAnsi" w:hAnsiTheme="minorHAnsi"/>
+          <w:sz w:val="21"/>
+          <w:szCs w:val="21"/>
+        </w:rPr>
+        <w:lastRenderedPageBreak/>
         <w:t>Mandarin Chinese (Native) | Cantonese Chinese (Native) | English (Fluent) | Dutch (B1) | German (B1, taking B2 courses)</w:t>
       </w:r>
     </w:p>
@@ -1339,6 +1613,7 @@
       <w:pPr>
         <w:spacing w:after="0"/>
         <w:rPr>
+          <w:rFonts w:asciiTheme="minorHAnsi" w:hAnsiTheme="minorHAnsi"/>
           <w:sz w:val="21"/>
           <w:szCs w:val="21"/>
           <w:lang w:val="en-US"/>
@@ -1352,12 +1627,14 @@
         </w:pBdr>
         <w:spacing w:after="0"/>
         <w:rPr>
+          <w:rFonts w:asciiTheme="minorHAnsi" w:hAnsiTheme="minorHAnsi"/>
           <w:b/>
           <w:bCs/>
         </w:rPr>
       </w:pPr>
       <w:r>
         <w:rPr>
+          <w:rFonts w:asciiTheme="minorHAnsi" w:hAnsiTheme="minorHAnsi"/>
           <w:b/>
           <w:bCs/>
         </w:rPr>
@@ -1368,12 +1645,14 @@
       <w:pPr>
         <w:spacing w:after="0"/>
         <w:rPr>
-          <w:sz w:val="21"/>
-          <w:szCs w:val="21"/>
-        </w:rPr>
-      </w:pPr>
-      <w:r>
-        <w:rPr>
+          <w:rFonts w:asciiTheme="minorHAnsi" w:hAnsiTheme="minorHAnsi"/>
+          <w:sz w:val="21"/>
+          <w:szCs w:val="21"/>
+        </w:rPr>
+      </w:pPr>
+      <w:r>
+        <w:rPr>
+          <w:rFonts w:asciiTheme="minorHAnsi" w:hAnsiTheme="minorHAnsi"/>
           <w:sz w:val="21"/>
           <w:szCs w:val="21"/>
         </w:rPr>
@@ -1381,6 +1660,7 @@
       </w:r>
       <w:r>
         <w:rPr>
+          <w:rFonts w:asciiTheme="minorHAnsi" w:hAnsiTheme="minorHAnsi"/>
           <w:sz w:val="21"/>
           <w:szCs w:val="21"/>
           <w:lang w:val="en-US"/>
@@ -1389,6 +1669,7 @@
       </w:r>
       <w:r>
         <w:rPr>
+          <w:rFonts w:asciiTheme="minorHAnsi" w:hAnsiTheme="minorHAnsi"/>
           <w:sz w:val="21"/>
           <w:szCs w:val="21"/>
         </w:rPr>
@@ -1399,26 +1680,27 @@
       <w:pPr>
         <w:spacing w:after="0"/>
         <w:rPr>
-          <w:sz w:val="21"/>
-          <w:szCs w:val="21"/>
-        </w:rPr>
-      </w:pPr>
-      <w:r>
-        <w:rPr>
-          <w:sz w:val="21"/>
-          <w:szCs w:val="21"/>
-        </w:rPr>
-        <w:lastRenderedPageBreak/>
+          <w:rFonts w:asciiTheme="minorHAnsi" w:hAnsiTheme="minorHAnsi"/>
+          <w:sz w:val="21"/>
+          <w:szCs w:val="21"/>
+        </w:rPr>
+      </w:pPr>
+      <w:r>
+        <w:rPr>
+          <w:rFonts w:asciiTheme="minorHAnsi" w:hAnsiTheme="minorHAnsi"/>
+          <w:sz w:val="21"/>
+          <w:szCs w:val="21"/>
+        </w:rPr>
         <w:t>MA in Linguistics | Shanghai International Studies University | China</w:t>
       </w:r>
     </w:p>
     <w:sectPr>
-      <w:headerReference w:type="even" r:id="rId12"/>
-      <w:headerReference w:type="default" r:id="rId13"/>
-      <w:footerReference w:type="even" r:id="rId14"/>
-      <w:footerReference w:type="default" r:id="rId15"/>
-      <w:headerReference w:type="first" r:id="rId16"/>
-      <w:footerReference w:type="first" r:id="rId17"/>
+      <w:headerReference w:type="even" r:id="rId13"/>
+      <w:headerReference w:type="default" r:id="rId14"/>
+      <w:footerReference w:type="even" r:id="rId15"/>
+      <w:footerReference w:type="default" r:id="rId16"/>
+      <w:headerReference w:type="first" r:id="rId17"/>
+      <w:footerReference w:type="first" r:id="rId18"/>
       <w:pgSz w:w="11906" w:h="16838"/>
       <w:pgMar w:top="720" w:right="1008" w:bottom="720" w:left="1008" w:header="720" w:footer="720" w:gutter="0"/>
       <w:cols w:space="720"/>
@@ -1654,6 +1936,61 @@
     </w:lvl>
   </w:abstractNum>
   <w:abstractNum w:abstractNumId="1" w15:restartNumberingAfterBreak="0">
+    <w:nsid w:val="08A96B18"/>
+    <w:multiLevelType w:val="hybridMultilevel"/>
+    <w:tmpl w:val="98BE235A"/>
+    <w:lvl w:ilvl="0" w:tplc="7B8C0784">
+      <w:start w:val="1"/>
+      <w:numFmt w:val="bullet"/>
+      <w:lvlText w:val="•"/>
+      <w:lvlJc w:val="left"/>
+      <w:pPr>
+        <w:spacing w:before="30" w:after="30"/>
+        <w:ind w:left="480" w:hanging="240"/>
+      </w:pPr>
+    </w:lvl>
+    <w:lvl w:ilvl="1" w:tplc="CD12B770">
+      <w:numFmt w:val="decimal"/>
+      <w:lvlText w:val=""/>
+      <w:lvlJc w:val="left"/>
+    </w:lvl>
+    <w:lvl w:ilvl="2" w:tplc="F01E5D78">
+      <w:numFmt w:val="decimal"/>
+      <w:lvlText w:val=""/>
+      <w:lvlJc w:val="left"/>
+    </w:lvl>
+    <w:lvl w:ilvl="3" w:tplc="4F4A5552">
+      <w:numFmt w:val="decimal"/>
+      <w:lvlText w:val=""/>
+      <w:lvlJc w:val="left"/>
+    </w:lvl>
+    <w:lvl w:ilvl="4" w:tplc="7CF43736">
+      <w:numFmt w:val="decimal"/>
+      <w:lvlText w:val=""/>
+      <w:lvlJc w:val="left"/>
+    </w:lvl>
+    <w:lvl w:ilvl="5" w:tplc="9B606114">
+      <w:numFmt w:val="decimal"/>
+      <w:lvlText w:val=""/>
+      <w:lvlJc w:val="left"/>
+    </w:lvl>
+    <w:lvl w:ilvl="6" w:tplc="C7602AB8">
+      <w:numFmt w:val="decimal"/>
+      <w:lvlText w:val=""/>
+      <w:lvlJc w:val="left"/>
+    </w:lvl>
+    <w:lvl w:ilvl="7" w:tplc="2EBAF580">
+      <w:numFmt w:val="decimal"/>
+      <w:lvlText w:val=""/>
+      <w:lvlJc w:val="left"/>
+    </w:lvl>
+    <w:lvl w:ilvl="8" w:tplc="CE2E6FE0">
+      <w:numFmt w:val="decimal"/>
+      <w:lvlText w:val=""/>
+      <w:lvlJc w:val="left"/>
+    </w:lvl>
+  </w:abstractNum>
+  <w:abstractNum w:abstractNumId="2" w15:restartNumberingAfterBreak="0">
     <w:nsid w:val="1338108B"/>
     <w:multiLevelType w:val="hybridMultilevel"/>
     <w:tmpl w:val="6974EA54"/>
@@ -1765,7 +2102,7 @@
       </w:rPr>
     </w:lvl>
   </w:abstractNum>
-  <w:abstractNum w:abstractNumId="2" w15:restartNumberingAfterBreak="0">
+  <w:abstractNum w:abstractNumId="3" w15:restartNumberingAfterBreak="0">
     <w:nsid w:val="1B1C3EFC"/>
     <w:multiLevelType w:val="hybridMultilevel"/>
     <w:tmpl w:val="CDA6D9D2"/>
@@ -1877,7 +2214,7 @@
       </w:rPr>
     </w:lvl>
   </w:abstractNum>
-  <w:abstractNum w:abstractNumId="3" w15:restartNumberingAfterBreak="0">
+  <w:abstractNum w:abstractNumId="4" w15:restartNumberingAfterBreak="0">
     <w:nsid w:val="1C3A1783"/>
     <w:multiLevelType w:val="hybridMultilevel"/>
     <w:tmpl w:val="62CCA3D8"/>
@@ -1989,7 +2326,7 @@
       </w:rPr>
     </w:lvl>
   </w:abstractNum>
-  <w:abstractNum w:abstractNumId="4" w15:restartNumberingAfterBreak="0">
+  <w:abstractNum w:abstractNumId="5" w15:restartNumberingAfterBreak="0">
     <w:nsid w:val="1ED63BEB"/>
     <w:multiLevelType w:val="hybridMultilevel"/>
     <w:tmpl w:val="E9C83512"/>
@@ -2101,7 +2438,7 @@
       </w:rPr>
     </w:lvl>
   </w:abstractNum>
-  <w:abstractNum w:abstractNumId="5" w15:restartNumberingAfterBreak="0">
+  <w:abstractNum w:abstractNumId="6" w15:restartNumberingAfterBreak="0">
     <w:nsid w:val="217E2590"/>
     <w:multiLevelType w:val="hybridMultilevel"/>
     <w:tmpl w:val="692E6E78"/>
@@ -2213,7 +2550,7 @@
       </w:rPr>
     </w:lvl>
   </w:abstractNum>
-  <w:abstractNum w:abstractNumId="6" w15:restartNumberingAfterBreak="0">
+  <w:abstractNum w:abstractNumId="7" w15:restartNumberingAfterBreak="0">
     <w:nsid w:val="2228131A"/>
     <w:multiLevelType w:val="hybridMultilevel"/>
     <w:tmpl w:val="FA46DBC0"/>
@@ -2325,7 +2662,7 @@
       </w:rPr>
     </w:lvl>
   </w:abstractNum>
-  <w:abstractNum w:abstractNumId="7" w15:restartNumberingAfterBreak="0">
+  <w:abstractNum w:abstractNumId="8" w15:restartNumberingAfterBreak="0">
     <w:nsid w:val="24CE2DED"/>
     <w:multiLevelType w:val="hybridMultilevel"/>
     <w:tmpl w:val="1AA448DA"/>
@@ -2379,7 +2716,7 @@
       <w:lvlJc w:val="left"/>
     </w:lvl>
   </w:abstractNum>
-  <w:abstractNum w:abstractNumId="8" w15:restartNumberingAfterBreak="0">
+  <w:abstractNum w:abstractNumId="9" w15:restartNumberingAfterBreak="0">
     <w:nsid w:val="2B88349E"/>
     <w:multiLevelType w:val="hybridMultilevel"/>
     <w:tmpl w:val="7D0A8B34"/>
@@ -2491,7 +2828,7 @@
       </w:rPr>
     </w:lvl>
   </w:abstractNum>
-  <w:abstractNum w:abstractNumId="9" w15:restartNumberingAfterBreak="0">
+  <w:abstractNum w:abstractNumId="10" w15:restartNumberingAfterBreak="0">
     <w:nsid w:val="2C4A5AD9"/>
     <w:multiLevelType w:val="hybridMultilevel"/>
     <w:tmpl w:val="052835E2"/>
@@ -2603,7 +2940,7 @@
       </w:rPr>
     </w:lvl>
   </w:abstractNum>
-  <w:abstractNum w:abstractNumId="10" w15:restartNumberingAfterBreak="0">
+  <w:abstractNum w:abstractNumId="11" w15:restartNumberingAfterBreak="0">
     <w:nsid w:val="305724AC"/>
     <w:multiLevelType w:val="hybridMultilevel"/>
     <w:tmpl w:val="6186E87A"/>
@@ -2715,7 +3052,7 @@
       </w:rPr>
     </w:lvl>
   </w:abstractNum>
-  <w:abstractNum w:abstractNumId="11" w15:restartNumberingAfterBreak="0">
+  <w:abstractNum w:abstractNumId="12" w15:restartNumberingAfterBreak="0">
     <w:nsid w:val="310A78CD"/>
     <w:multiLevelType w:val="hybridMultilevel"/>
     <w:tmpl w:val="63D8CF62"/>
@@ -2827,7 +3164,7 @@
       </w:rPr>
     </w:lvl>
   </w:abstractNum>
-  <w:abstractNum w:abstractNumId="12" w15:restartNumberingAfterBreak="0">
+  <w:abstractNum w:abstractNumId="13" w15:restartNumberingAfterBreak="0">
     <w:nsid w:val="3AA50F7F"/>
     <w:multiLevelType w:val="hybridMultilevel"/>
     <w:tmpl w:val="3724D030"/>
@@ -2940,7 +3277,7 @@
       </w:rPr>
     </w:lvl>
   </w:abstractNum>
-  <w:abstractNum w:abstractNumId="13" w15:restartNumberingAfterBreak="0">
+  <w:abstractNum w:abstractNumId="14" w15:restartNumberingAfterBreak="0">
     <w:nsid w:val="43653772"/>
     <w:multiLevelType w:val="hybridMultilevel"/>
     <w:tmpl w:val="B7165020"/>
@@ -3053,7 +3390,7 @@
       </w:rPr>
     </w:lvl>
   </w:abstractNum>
-  <w:abstractNum w:abstractNumId="14" w15:restartNumberingAfterBreak="0">
+  <w:abstractNum w:abstractNumId="15" w15:restartNumberingAfterBreak="0">
     <w:nsid w:val="44453AEA"/>
     <w:multiLevelType w:val="hybridMultilevel"/>
     <w:tmpl w:val="B322D608"/>
@@ -3166,7 +3503,7 @@
       </w:rPr>
     </w:lvl>
   </w:abstractNum>
-  <w:abstractNum w:abstractNumId="15" w15:restartNumberingAfterBreak="0">
+  <w:abstractNum w:abstractNumId="16" w15:restartNumberingAfterBreak="0">
     <w:nsid w:val="4639311A"/>
     <w:multiLevelType w:val="hybridMultilevel"/>
     <w:tmpl w:val="EDEAC0FC"/>
@@ -3278,7 +3615,7 @@
       </w:rPr>
     </w:lvl>
   </w:abstractNum>
-  <w:abstractNum w:abstractNumId="16" w15:restartNumberingAfterBreak="0">
+  <w:abstractNum w:abstractNumId="17" w15:restartNumberingAfterBreak="0">
     <w:nsid w:val="48A92C9C"/>
     <w:multiLevelType w:val="hybridMultilevel"/>
     <w:tmpl w:val="3168A8BA"/>
@@ -3332,7 +3669,7 @@
       <w:lvlJc w:val="left"/>
     </w:lvl>
   </w:abstractNum>
-  <w:abstractNum w:abstractNumId="17" w15:restartNumberingAfterBreak="0">
+  <w:abstractNum w:abstractNumId="18" w15:restartNumberingAfterBreak="0">
     <w:nsid w:val="4BC917F2"/>
     <w:multiLevelType w:val="hybridMultilevel"/>
     <w:tmpl w:val="38F46310"/>
@@ -3444,7 +3781,7 @@
       </w:rPr>
     </w:lvl>
   </w:abstractNum>
-  <w:abstractNum w:abstractNumId="18" w15:restartNumberingAfterBreak="0">
+  <w:abstractNum w:abstractNumId="19" w15:restartNumberingAfterBreak="0">
     <w:nsid w:val="4FAF3C7A"/>
     <w:multiLevelType w:val="hybridMultilevel"/>
     <w:tmpl w:val="8C087EBA"/>
@@ -3556,7 +3893,120 @@
       </w:rPr>
     </w:lvl>
   </w:abstractNum>
-  <w:abstractNum w:abstractNumId="19" w15:restartNumberingAfterBreak="0">
+  <w:abstractNum w:abstractNumId="20" w15:restartNumberingAfterBreak="0">
+    <w:nsid w:val="5325674C"/>
+    <w:multiLevelType w:val="hybridMultilevel"/>
+    <w:tmpl w:val="5D4E0294"/>
+    <w:lvl w:ilvl="0" w:tplc="10000001">
+      <w:start w:val="1"/>
+      <w:numFmt w:val="bullet"/>
+      <w:lvlText w:val=""/>
+      <w:lvlJc w:val="left"/>
+      <w:pPr>
+        <w:ind w:left="360" w:hanging="360"/>
+      </w:pPr>
+      <w:rPr>
+        <w:rFonts w:ascii="Symbol" w:hAnsi="Symbol" w:hint="default"/>
+      </w:rPr>
+    </w:lvl>
+    <w:lvl w:ilvl="1" w:tplc="10000003" w:tentative="1">
+      <w:start w:val="1"/>
+      <w:numFmt w:val="bullet"/>
+      <w:lvlText w:val="o"/>
+      <w:lvlJc w:val="left"/>
+      <w:pPr>
+        <w:ind w:left="1080" w:hanging="360"/>
+      </w:pPr>
+      <w:rPr>
+        <w:rFonts w:ascii="Courier New" w:hAnsi="Courier New" w:cs="Courier New" w:hint="default"/>
+      </w:rPr>
+    </w:lvl>
+    <w:lvl w:ilvl="2" w:tplc="10000005" w:tentative="1">
+      <w:start w:val="1"/>
+      <w:numFmt w:val="bullet"/>
+      <w:lvlText w:val=""/>
+      <w:lvlJc w:val="left"/>
+      <w:pPr>
+        <w:ind w:left="1800" w:hanging="360"/>
+      </w:pPr>
+      <w:rPr>
+        <w:rFonts w:ascii="Wingdings" w:hAnsi="Wingdings" w:hint="default"/>
+      </w:rPr>
+    </w:lvl>
+    <w:lvl w:ilvl="3" w:tplc="10000001" w:tentative="1">
+      <w:start w:val="1"/>
+      <w:numFmt w:val="bullet"/>
+      <w:lvlText w:val=""/>
+      <w:lvlJc w:val="left"/>
+      <w:pPr>
+        <w:ind w:left="2520" w:hanging="360"/>
+      </w:pPr>
+      <w:rPr>
+        <w:rFonts w:ascii="Symbol" w:hAnsi="Symbol" w:hint="default"/>
+      </w:rPr>
+    </w:lvl>
+    <w:lvl w:ilvl="4" w:tplc="10000003" w:tentative="1">
+      <w:start w:val="1"/>
+      <w:numFmt w:val="bullet"/>
+      <w:lvlText w:val="o"/>
+      <w:lvlJc w:val="left"/>
+      <w:pPr>
+        <w:ind w:left="3240" w:hanging="360"/>
+      </w:pPr>
+      <w:rPr>
+        <w:rFonts w:ascii="Courier New" w:hAnsi="Courier New" w:cs="Courier New" w:hint="default"/>
+      </w:rPr>
+    </w:lvl>
+    <w:lvl w:ilvl="5" w:tplc="10000005" w:tentative="1">
+      <w:start w:val="1"/>
+      <w:numFmt w:val="bullet"/>
+      <w:lvlText w:val=""/>
+      <w:lvlJc w:val="left"/>
+      <w:pPr>
+        <w:ind w:left="3960" w:hanging="360"/>
+      </w:pPr>
+      <w:rPr>
+        <w:rFonts w:ascii="Wingdings" w:hAnsi="Wingdings" w:hint="default"/>
+      </w:rPr>
+    </w:lvl>
+    <w:lvl w:ilvl="6" w:tplc="10000001" w:tentative="1">
+      <w:start w:val="1"/>
+      <w:numFmt w:val="bullet"/>
+      <w:lvlText w:val=""/>
+      <w:lvlJc w:val="left"/>
+      <w:pPr>
+        <w:ind w:left="4680" w:hanging="360"/>
+      </w:pPr>
+      <w:rPr>
+        <w:rFonts w:ascii="Symbol" w:hAnsi="Symbol" w:hint="default"/>
+      </w:rPr>
+    </w:lvl>
+    <w:lvl w:ilvl="7" w:tplc="10000003" w:tentative="1">
+      <w:start w:val="1"/>
+      <w:numFmt w:val="bullet"/>
+      <w:lvlText w:val="o"/>
+      <w:lvlJc w:val="left"/>
+      <w:pPr>
+        <w:ind w:left="5400" w:hanging="360"/>
+      </w:pPr>
+      <w:rPr>
+        <w:rFonts w:ascii="Courier New" w:hAnsi="Courier New" w:cs="Courier New" w:hint="default"/>
+      </w:rPr>
+    </w:lvl>
+    <w:lvl w:ilvl="8" w:tplc="10000005" w:tentative="1">
+      <w:start w:val="1"/>
+      <w:numFmt w:val="bullet"/>
+      <w:lvlText w:val=""/>
+      <w:lvlJc w:val="left"/>
+      <w:pPr>
+        <w:ind w:left="6120" w:hanging="360"/>
+      </w:pPr>
+      <w:rPr>
+        <w:rFonts w:ascii="Wingdings" w:hAnsi="Wingdings" w:hint="default"/>
+      </w:rPr>
+    </w:lvl>
+  </w:abstractNum>
+  <w:abstractNum w:abstractNumId="21" w15:restartNumberingAfterBreak="0">
     <w:nsid w:val="5A2C0413"/>
     <w:multiLevelType w:val="hybridMultilevel"/>
     <w:tmpl w:val="EE200B58"/>
@@ -3668,7 +4118,7 @@
       </w:rPr>
     </w:lvl>
   </w:abstractNum>
-  <w:abstractNum w:abstractNumId="20" w15:restartNumberingAfterBreak="0">
+  <w:abstractNum w:abstractNumId="22" w15:restartNumberingAfterBreak="0">
     <w:nsid w:val="60887FD4"/>
     <w:multiLevelType w:val="hybridMultilevel"/>
     <w:tmpl w:val="5E764D30"/>
@@ -3780,7 +4230,119 @@
       </w:rPr>
     </w:lvl>
   </w:abstractNum>
-  <w:abstractNum w:abstractNumId="21" w15:restartNumberingAfterBreak="0">
+  <w:abstractNum w:abstractNumId="23" w15:restartNumberingAfterBreak="0">
+    <w:nsid w:val="64A14AF7"/>
+    <w:multiLevelType w:val="hybridMultilevel"/>
+    <w:tmpl w:val="6DE086E4"/>
+    <w:lvl w:ilvl="0" w:tplc="F08CE080">
+      <w:numFmt w:val="bullet"/>
+      <w:lvlText w:val="•"/>
+      <w:lvlJc w:val="left"/>
+      <w:pPr>
+        <w:ind w:left="360" w:hanging="360"/>
+      </w:pPr>
+      <w:rPr>
+        <w:rFonts w:ascii="Aptos" w:eastAsiaTheme="minorEastAsia" w:hAnsi="Aptos" w:cstheme="minorBidi" w:hint="default"/>
+      </w:rPr>
+    </w:lvl>
+    <w:lvl w:ilvl="1" w:tplc="FFFFFFFF" w:tentative="1">
+      <w:start w:val="1"/>
+      <w:numFmt w:val="bullet"/>
+      <w:lvlText w:val="o"/>
+      <w:lvlJc w:val="left"/>
+      <w:pPr>
+        <w:ind w:left="1080" w:hanging="360"/>
+      </w:pPr>
+      <w:rPr>
+        <w:rFonts w:ascii="Courier New" w:hAnsi="Courier New" w:cs="Courier New" w:hint="default"/>
+      </w:rPr>
+    </w:lvl>
+    <w:lvl w:ilvl="2" w:tplc="FFFFFFFF" w:tentative="1">
+      <w:start w:val="1"/>
+      <w:numFmt w:val="bullet"/>
+      <w:lvlText w:val=""/>
+      <w:lvlJc w:val="left"/>
+      <w:pPr>
+        <w:ind w:left="1800" w:hanging="360"/>
+      </w:pPr>
+      <w:rPr>
+        <w:rFonts w:ascii="Wingdings" w:hAnsi="Wingdings" w:hint="default"/>
+      </w:rPr>
+    </w:lvl>
+    <w:lvl w:ilvl="3" w:tplc="FFFFFFFF" w:tentative="1">
+      <w:start w:val="1"/>
+      <w:numFmt w:val="bullet"/>
+      <w:lvlText w:val=""/>
+      <w:lvlJc w:val="left"/>
+      <w:pPr>
+        <w:ind w:left="2520" w:hanging="360"/>
+      </w:pPr>
+      <w:rPr>
+        <w:rFonts w:ascii="Symbol" w:hAnsi="Symbol" w:hint="default"/>
+      </w:rPr>
+    </w:lvl>
+    <w:lvl w:ilvl="4" w:tplc="FFFFFFFF" w:tentative="1">
+      <w:start w:val="1"/>
+      <w:numFmt w:val="bullet"/>
+      <w:lvlText w:val="o"/>
+      <w:lvlJc w:val="left"/>
+      <w:pPr>
+        <w:ind w:left="3240" w:hanging="360"/>
+      </w:pPr>
+      <w:rPr>
+        <w:rFonts w:ascii="Courier New" w:hAnsi="Courier New" w:cs="Courier New" w:hint="default"/>
+      </w:rPr>
+    </w:lvl>
+    <w:lvl w:ilvl="5" w:tplc="FFFFFFFF" w:tentative="1">
+      <w:start w:val="1"/>
+      <w:numFmt w:val="bullet"/>
+      <w:lvlText w:val=""/>
+      <w:lvlJc w:val="left"/>
+      <w:pPr>
+        <w:ind w:left="3960" w:hanging="360"/>
+      </w:pPr>
+      <w:rPr>
+        <w:rFonts w:ascii="Wingdings" w:hAnsi="Wingdings" w:hint="default"/>
+      </w:rPr>
+    </w:lvl>
+    <w:lvl w:ilvl="6" w:tplc="FFFFFFFF" w:tentative="1">
+      <w:start w:val="1"/>
+      <w:numFmt w:val="bullet"/>
+      <w:lvlText w:val=""/>
+      <w:lvlJc w:val="left"/>
+      <w:pPr>
+        <w:ind w:left="4680" w:hanging="360"/>
+      </w:pPr>
+      <w:rPr>
+        <w:rFonts w:ascii="Symbol" w:hAnsi="Symbol" w:hint="default"/>
+      </w:rPr>
+    </w:lvl>
+    <w:lvl w:ilvl="7" w:tplc="FFFFFFFF" w:tentative="1">
+      <w:start w:val="1"/>
+      <w:numFmt w:val="bullet"/>
+      <w:lvlText w:val="o"/>
+      <w:lvlJc w:val="left"/>
+      <w:pPr>
+        <w:ind w:left="5400" w:hanging="360"/>
+      </w:pPr>
+      <w:rPr>
+        <w:rFonts w:ascii="Courier New" w:hAnsi="Courier New" w:cs="Courier New" w:hint="default"/>
+      </w:rPr>
+    </w:lvl>
+    <w:lvl w:ilvl="8" w:tplc="FFFFFFFF" w:tentative="1">
+      <w:start w:val="1"/>
+      <w:numFmt w:val="bullet"/>
+      <w:lvlText w:val=""/>
+      <w:lvlJc w:val="left"/>
+      <w:pPr>
+        <w:ind w:left="6120" w:hanging="360"/>
+      </w:pPr>
+      <w:rPr>
+        <w:rFonts w:ascii="Wingdings" w:hAnsi="Wingdings" w:hint="default"/>
+      </w:rPr>
+    </w:lvl>
+  </w:abstractNum>
+  <w:abstractNum w:abstractNumId="24" w15:restartNumberingAfterBreak="0">
     <w:nsid w:val="65040A41"/>
     <w:multiLevelType w:val="hybridMultilevel"/>
     <w:tmpl w:val="3A647F84"/>
@@ -3892,7 +4454,7 @@
       </w:rPr>
     </w:lvl>
   </w:abstractNum>
-  <w:abstractNum w:abstractNumId="22" w15:restartNumberingAfterBreak="0">
+  <w:abstractNum w:abstractNumId="25" w15:restartNumberingAfterBreak="0">
     <w:nsid w:val="6B561906"/>
     <w:multiLevelType w:val="hybridMultilevel"/>
     <w:tmpl w:val="60144F7C"/>
@@ -4004,7 +4566,7 @@
       </w:rPr>
     </w:lvl>
   </w:abstractNum>
-  <w:abstractNum w:abstractNumId="23" w15:restartNumberingAfterBreak="0">
+  <w:abstractNum w:abstractNumId="26" w15:restartNumberingAfterBreak="0">
     <w:nsid w:val="6D3D191E"/>
     <w:multiLevelType w:val="hybridMultilevel"/>
     <w:tmpl w:val="DBE231BC"/>
@@ -4116,7 +4678,7 @@
       </w:rPr>
     </w:lvl>
   </w:abstractNum>
-  <w:abstractNum w:abstractNumId="24" w15:restartNumberingAfterBreak="0">
+  <w:abstractNum w:abstractNumId="27" w15:restartNumberingAfterBreak="0">
     <w:nsid w:val="7B0D673D"/>
     <w:multiLevelType w:val="hybridMultilevel"/>
     <w:tmpl w:val="AD369F36"/>
@@ -4228,7 +4790,7 @@
       </w:rPr>
     </w:lvl>
   </w:abstractNum>
-  <w:abstractNum w:abstractNumId="25" w15:restartNumberingAfterBreak="0">
+  <w:abstractNum w:abstractNumId="28" w15:restartNumberingAfterBreak="0">
     <w:nsid w:val="7F8F69ED"/>
     <w:multiLevelType w:val="hybridMultilevel"/>
     <w:tmpl w:val="E5BC1E0E"/>
@@ -4345,88 +4907,100 @@
     <w:abstractNumId w:val="0"/>
   </w:num>
   <w:num w:numId="2" w16cid:durableId="2008363978">
+    <w:abstractNumId w:val="7"/>
+  </w:num>
+  <w:num w:numId="3" w16cid:durableId="1996370325">
+    <w:abstractNumId w:val="19"/>
+  </w:num>
+  <w:num w:numId="4" w16cid:durableId="1112169818">
+    <w:abstractNumId w:val="26"/>
+  </w:num>
+  <w:num w:numId="5" w16cid:durableId="435060533">
+    <w:abstractNumId w:val="21"/>
+  </w:num>
+  <w:num w:numId="6" w16cid:durableId="1078865635">
+    <w:abstractNumId w:val="16"/>
+  </w:num>
+  <w:num w:numId="7" w16cid:durableId="561214015">
+    <w:abstractNumId w:val="5"/>
+  </w:num>
+  <w:num w:numId="8" w16cid:durableId="1150170513">
+    <w:abstractNumId w:val="11"/>
+  </w:num>
+  <w:num w:numId="9" w16cid:durableId="1292247712">
+    <w:abstractNumId w:val="4"/>
+  </w:num>
+  <w:num w:numId="10" w16cid:durableId="27226089">
+    <w:abstractNumId w:val="18"/>
+  </w:num>
+  <w:num w:numId="11" w16cid:durableId="1572933281">
+    <w:abstractNumId w:val="22"/>
+  </w:num>
+  <w:num w:numId="12" w16cid:durableId="210502797">
+    <w:abstractNumId w:val="2"/>
+  </w:num>
+  <w:num w:numId="13" w16cid:durableId="1074620078">
+    <w:abstractNumId w:val="24"/>
+  </w:num>
+  <w:num w:numId="14" w16cid:durableId="1292129829">
+    <w:abstractNumId w:val="10"/>
+  </w:num>
+  <w:num w:numId="15" w16cid:durableId="2035840141">
+    <w:abstractNumId w:val="3"/>
+  </w:num>
+  <w:num w:numId="16" w16cid:durableId="1772819265">
+    <w:abstractNumId w:val="25"/>
+  </w:num>
+  <w:num w:numId="17" w16cid:durableId="969745479">
+    <w:abstractNumId w:val="27"/>
+  </w:num>
+  <w:num w:numId="18" w16cid:durableId="182327213">
+    <w:abstractNumId w:val="25"/>
+  </w:num>
+  <w:num w:numId="19" w16cid:durableId="782766826">
+    <w:abstractNumId w:val="14"/>
+  </w:num>
+  <w:num w:numId="20" w16cid:durableId="1054624593">
+    <w:abstractNumId w:val="13"/>
+  </w:num>
+  <w:num w:numId="21" w16cid:durableId="1092815513">
+    <w:abstractNumId w:val="12"/>
+  </w:num>
+  <w:num w:numId="22" w16cid:durableId="1143278185">
     <w:abstractNumId w:val="6"/>
   </w:num>
-  <w:num w:numId="3" w16cid:durableId="1996370325">
-    <w:abstractNumId w:val="18"/>
-  </w:num>
-  <w:num w:numId="4" w16cid:durableId="1112169818">
-    <w:abstractNumId w:val="23"/>
-  </w:num>
-  <w:num w:numId="5" w16cid:durableId="435060533">
-    <w:abstractNumId w:val="19"/>
-  </w:num>
-  <w:num w:numId="6" w16cid:durableId="1078865635">
-    <w:abstractNumId w:val="15"/>
-  </w:num>
-  <w:num w:numId="7" w16cid:durableId="561214015">
-    <w:abstractNumId w:val="4"/>
-  </w:num>
-  <w:num w:numId="8" w16cid:durableId="1150170513">
-    <w:abstractNumId w:val="10"/>
-  </w:num>
-  <w:num w:numId="9" w16cid:durableId="1292247712">
-    <w:abstractNumId w:val="3"/>
-  </w:num>
-  <w:num w:numId="10" w16cid:durableId="27226089">
-    <w:abstractNumId w:val="17"/>
-  </w:num>
-  <w:num w:numId="11" w16cid:durableId="1572933281">
-    <w:abstractNumId w:val="20"/>
-  </w:num>
-  <w:num w:numId="12" w16cid:durableId="210502797">
-    <w:abstractNumId w:val="1"/>
-  </w:num>
-  <w:num w:numId="13" w16cid:durableId="1074620078">
-    <w:abstractNumId w:val="21"/>
-  </w:num>
-  <w:num w:numId="14" w16cid:durableId="1292129829">
+  <w:num w:numId="23" w16cid:durableId="749622795">
     <w:abstractNumId w:val="9"/>
   </w:num>
-  <w:num w:numId="15" w16cid:durableId="2035840141">
-    <w:abstractNumId w:val="2"/>
-  </w:num>
-  <w:num w:numId="16" w16cid:durableId="1772819265">
-    <w:abstractNumId w:val="22"/>
-  </w:num>
-  <w:num w:numId="17" w16cid:durableId="969745479">
-    <w:abstractNumId w:val="24"/>
-  </w:num>
-  <w:num w:numId="18" w16cid:durableId="182327213">
-    <w:abstractNumId w:val="22"/>
-  </w:num>
-  <w:num w:numId="19" w16cid:durableId="782766826">
-    <w:abstractNumId w:val="13"/>
-  </w:num>
-  <w:num w:numId="20" w16cid:durableId="1054624593">
-    <w:abstractNumId w:val="12"/>
-  </w:num>
-  <w:num w:numId="21" w16cid:durableId="1092815513">
-    <w:abstractNumId w:val="11"/>
-  </w:num>
-  <w:num w:numId="22" w16cid:durableId="1143278185">
-    <w:abstractNumId w:val="5"/>
-  </w:num>
-  <w:num w:numId="23" w16cid:durableId="749622795">
-    <w:abstractNumId w:val="8"/>
-  </w:num>
   <w:num w:numId="24" w16cid:durableId="1604681666">
-    <w:abstractNumId w:val="25"/>
+    <w:abstractNumId w:val="28"/>
   </w:num>
   <w:num w:numId="25" w16cid:durableId="1027412184">
-    <w:abstractNumId w:val="16"/>
+    <w:abstractNumId w:val="17"/>
     <w:lvlOverride w:ilvl="0">
       <w:startOverride w:val="1"/>
     </w:lvlOverride>
   </w:num>
   <w:num w:numId="26" w16cid:durableId="684745310">
-    <w:abstractNumId w:val="7"/>
+    <w:abstractNumId w:val="8"/>
     <w:lvlOverride w:ilvl="0">
       <w:startOverride w:val="1"/>
     </w:lvlOverride>
   </w:num>
   <w:num w:numId="27" w16cid:durableId="1475490380">
-    <w:abstractNumId w:val="14"/>
+    <w:abstractNumId w:val="15"/>
+  </w:num>
+  <w:num w:numId="28" w16cid:durableId="946888605">
+    <w:abstractNumId w:val="1"/>
+    <w:lvlOverride w:ilvl="0">
+      <w:startOverride w:val="1"/>
+    </w:lvlOverride>
+  </w:num>
+  <w:num w:numId="29" w16cid:durableId="247278619">
+    <w:abstractNumId w:val="20"/>
+  </w:num>
+  <w:num w:numId="30" w16cid:durableId="788359589">
+    <w:abstractNumId w:val="23"/>
   </w:num>
 </w:numbering>
 </file>

--- a/templates/cv_template_DE_startup.docx
+++ b/templates/cv_template_DE_startup.docx
@@ -211,7 +211,7 @@
     </w:p>
     <w:p>
       <w:pPr>
-        <w:spacing w:before="80" w:after="40"/>
+        <w:spacing w:after="0"/>
         <w:rPr>
           <w:rFonts w:asciiTheme="minorHAnsi" w:hAnsiTheme="minorHAnsi"/>
           <w:sz w:val="21"/>
@@ -539,7 +539,7 @@
     </w:p>
     <w:p>
       <w:pPr>
-        <w:spacing w:after="80"/>
+        <w:spacing w:after="0"/>
         <w:rPr>
           <w:rFonts w:asciiTheme="minorHAnsi" w:hAnsiTheme="minorHAnsi"/>
           <w:sz w:val="21"/>
@@ -582,7 +582,7 @@
           <w:ilvl w:val="0"/>
           <w:numId w:val="30"/>
         </w:numPr>
-        <w:spacing w:after="80"/>
+        <w:spacing w:after="0"/>
         <w:rPr>
           <w:rFonts w:asciiTheme="minorHAnsi" w:hAnsiTheme="minorHAnsi"/>
           <w:sz w:val="21"/>
@@ -607,7 +607,7 @@
           <w:ilvl w:val="0"/>
           <w:numId w:val="30"/>
         </w:numPr>
-        <w:spacing w:after="80"/>
+        <w:spacing w:after="0"/>
         <w:rPr>
           <w:rFonts w:asciiTheme="minorHAnsi" w:hAnsiTheme="minorHAnsi"/>
           <w:sz w:val="21"/>
@@ -1119,7 +1119,7 @@
         <w:pStyle w:val="ListParagraph"/>
         <w:numPr>
           <w:ilvl w:val="0"/>
-          <w:numId w:val="27"/>
+          <w:numId w:val="31"/>
         </w:numPr>
         <w:spacing w:after="0"/>
         <w:rPr>
@@ -1207,27 +1207,29 @@
         <w:pStyle w:val="ListParagraph"/>
         <w:numPr>
           <w:ilvl w:val="0"/>
-          <w:numId w:val="27"/>
+          <w:numId w:val="31"/>
         </w:numPr>
-        <w:spacing w:before="40" w:after="40" w:line="240" w:lineRule="auto"/>
+        <w:spacing w:after="0" w:line="240" w:lineRule="auto"/>
         <w:contextualSpacing w:val="0"/>
         <w:rPr>
           <w:rFonts w:asciiTheme="minorHAnsi" w:hAnsiTheme="minorHAnsi"/>
+          <w:sz w:val="21"/>
+          <w:szCs w:val="21"/>
         </w:rPr>
       </w:pPr>
       <w:r>
         <w:rPr>
           <w:rFonts w:asciiTheme="minorHAnsi" w:eastAsia="Arial" w:hAnsiTheme="minorHAnsi" w:cs="Arial"/>
-          <w:sz w:val="20"/>
-          <w:szCs w:val="20"/>
+          <w:sz w:val="21"/>
+          <w:szCs w:val="21"/>
         </w:rPr>
         <w:t>Actively experiment with AI models (Claude, GPT-4, Gemini), prompt engineering, and automation stacks (</w:t>
       </w:r>
       <w:r>
         <w:rPr>
           <w:rFonts w:asciiTheme="minorHAnsi" w:eastAsia="Arial" w:hAnsiTheme="minorHAnsi" w:cs="Arial"/>
-          <w:sz w:val="20"/>
-          <w:szCs w:val="20"/>
+          <w:sz w:val="21"/>
+          <w:szCs w:val="21"/>
           <w:lang w:val="en-US"/>
         </w:rPr>
         <w:t>n8n</w:t>
@@ -1235,8 +1237,8 @@
       <w:r>
         <w:rPr>
           <w:rFonts w:asciiTheme="minorHAnsi" w:eastAsia="Arial" w:hAnsiTheme="minorHAnsi" w:cs="Arial"/>
-          <w:sz w:val="20"/>
-          <w:szCs w:val="20"/>
+          <w:sz w:val="21"/>
+          <w:szCs w:val="21"/>
         </w:rPr>
         <w:t xml:space="preserve"> + HubSpot + AI) for real workflow problems</w:t>
       </w:r>
@@ -1246,19 +1248,21 @@
         <w:pStyle w:val="ListParagraph"/>
         <w:numPr>
           <w:ilvl w:val="0"/>
-          <w:numId w:val="27"/>
+          <w:numId w:val="31"/>
         </w:numPr>
-        <w:spacing w:before="40" w:after="40" w:line="240" w:lineRule="auto"/>
+        <w:spacing w:after="0" w:line="240" w:lineRule="auto"/>
         <w:contextualSpacing w:val="0"/>
         <w:rPr>
           <w:rFonts w:asciiTheme="minorHAnsi" w:hAnsiTheme="minorHAnsi"/>
+          <w:sz w:val="21"/>
+          <w:szCs w:val="21"/>
         </w:rPr>
       </w:pPr>
       <w:r>
         <w:rPr>
           <w:rFonts w:asciiTheme="minorHAnsi" w:eastAsia="Arial" w:hAnsiTheme="minorHAnsi" w:cs="Arial"/>
-          <w:sz w:val="20"/>
-          <w:szCs w:val="20"/>
+          <w:sz w:val="21"/>
+          <w:szCs w:val="21"/>
         </w:rPr>
         <w:t>Comfortable working with APIs, CMS integrations (Adobe Experience Manager, Squarespace), and no-code automation tools to build and iterate fast</w:t>
       </w:r>
@@ -1339,7 +1343,6 @@
           <w:rFonts w:asciiTheme="minorHAnsi" w:hAnsiTheme="minorHAnsi"/>
           <w:sz w:val="21"/>
           <w:szCs w:val="21"/>
-          <w:lang w:val="en-US"/>
         </w:rPr>
         <w:t xml:space="preserve"> </w:t>
       </w:r>
@@ -1356,17 +1359,8 @@
           <w:rFonts w:asciiTheme="minorHAnsi" w:hAnsiTheme="minorHAnsi"/>
           <w:sz w:val="21"/>
           <w:szCs w:val="21"/>
-          <w:lang w:val="en-US"/>
-        </w:rPr>
-        <w:t xml:space="preserve"> </w:t>
-      </w:r>
-      <w:r>
-        <w:rPr>
-          <w:rFonts w:asciiTheme="minorHAnsi" w:eastAsia="Arial" w:hAnsiTheme="minorHAnsi" w:cs="Arial"/>
-          <w:sz w:val="20"/>
-          <w:szCs w:val="20"/>
-        </w:rPr>
-        <w:t>AI workflow design &amp; automation</w:t>
+        </w:rPr>
+        <w:t xml:space="preserve"> AI workflow design &amp; automation</w:t>
       </w:r>
     </w:p>
     <w:p>
@@ -3616,6 +3610,118 @@
     </w:lvl>
   </w:abstractNum>
   <w:abstractNum w:abstractNumId="17" w15:restartNumberingAfterBreak="0">
+    <w:nsid w:val="46D111E7"/>
+    <w:multiLevelType w:val="hybridMultilevel"/>
+    <w:tmpl w:val="9C060F2E"/>
+    <w:lvl w:ilvl="0" w:tplc="F08CE080">
+      <w:numFmt w:val="bullet"/>
+      <w:lvlText w:val="•"/>
+      <w:lvlJc w:val="left"/>
+      <w:pPr>
+        <w:ind w:left="360" w:hanging="360"/>
+      </w:pPr>
+      <w:rPr>
+        <w:rFonts w:ascii="Aptos" w:eastAsiaTheme="minorEastAsia" w:hAnsi="Aptos" w:cstheme="minorBidi" w:hint="default"/>
+      </w:rPr>
+    </w:lvl>
+    <w:lvl w:ilvl="1" w:tplc="FFFFFFFF" w:tentative="1">
+      <w:start w:val="1"/>
+      <w:numFmt w:val="bullet"/>
+      <w:lvlText w:val="o"/>
+      <w:lvlJc w:val="left"/>
+      <w:pPr>
+        <w:ind w:left="1080" w:hanging="360"/>
+      </w:pPr>
+      <w:rPr>
+        <w:rFonts w:ascii="Courier New" w:hAnsi="Courier New" w:cs="Courier New" w:hint="default"/>
+      </w:rPr>
+    </w:lvl>
+    <w:lvl w:ilvl="2" w:tplc="FFFFFFFF" w:tentative="1">
+      <w:start w:val="1"/>
+      <w:numFmt w:val="bullet"/>
+      <w:lvlText w:val=""/>
+      <w:lvlJc w:val="left"/>
+      <w:pPr>
+        <w:ind w:left="1800" w:hanging="360"/>
+      </w:pPr>
+      <w:rPr>
+        <w:rFonts w:ascii="Wingdings" w:hAnsi="Wingdings" w:hint="default"/>
+      </w:rPr>
+    </w:lvl>
+    <w:lvl w:ilvl="3" w:tplc="FFFFFFFF" w:tentative="1">
+      <w:start w:val="1"/>
+      <w:numFmt w:val="bullet"/>
+      <w:lvlText w:val=""/>
+      <w:lvlJc w:val="left"/>
+      <w:pPr>
+        <w:ind w:left="2520" w:hanging="360"/>
+      </w:pPr>
+      <w:rPr>
+        <w:rFonts w:ascii="Symbol" w:hAnsi="Symbol" w:hint="default"/>
+      </w:rPr>
+    </w:lvl>
+    <w:lvl w:ilvl="4" w:tplc="FFFFFFFF" w:tentative="1">
+      <w:start w:val="1"/>
+      <w:numFmt w:val="bullet"/>
+      <w:lvlText w:val="o"/>
+      <w:lvlJc w:val="left"/>
+      <w:pPr>
+        <w:ind w:left="3240" w:hanging="360"/>
+      </w:pPr>
+      <w:rPr>
+        <w:rFonts w:ascii="Courier New" w:hAnsi="Courier New" w:cs="Courier New" w:hint="default"/>
+      </w:rPr>
+    </w:lvl>
+    <w:lvl w:ilvl="5" w:tplc="FFFFFFFF" w:tentative="1">
+      <w:start w:val="1"/>
+      <w:numFmt w:val="bullet"/>
+      <w:lvlText w:val=""/>
+      <w:lvlJc w:val="left"/>
+      <w:pPr>
+        <w:ind w:left="3960" w:hanging="360"/>
+      </w:pPr>
+      <w:rPr>
+        <w:rFonts w:ascii="Wingdings" w:hAnsi="Wingdings" w:hint="default"/>
+      </w:rPr>
+    </w:lvl>
+    <w:lvl w:ilvl="6" w:tplc="FFFFFFFF" w:tentative="1">
+      <w:start w:val="1"/>
+      <w:numFmt w:val="bullet"/>
+      <w:lvlText w:val=""/>
+      <w:lvlJc w:val="left"/>
+      <w:pPr>
+        <w:ind w:left="4680" w:hanging="360"/>
+      </w:pPr>
+      <w:rPr>
+        <w:rFonts w:ascii="Symbol" w:hAnsi="Symbol" w:hint="default"/>
+      </w:rPr>
+    </w:lvl>
+    <w:lvl w:ilvl="7" w:tplc="FFFFFFFF" w:tentative="1">
+      <w:start w:val="1"/>
+      <w:numFmt w:val="bullet"/>
+      <w:lvlText w:val="o"/>
+      <w:lvlJc w:val="left"/>
+      <w:pPr>
+        <w:ind w:left="5400" w:hanging="360"/>
+      </w:pPr>
+      <w:rPr>
+        <w:rFonts w:ascii="Courier New" w:hAnsi="Courier New" w:cs="Courier New" w:hint="default"/>
+      </w:rPr>
+    </w:lvl>
+    <w:lvl w:ilvl="8" w:tplc="FFFFFFFF" w:tentative="1">
+      <w:start w:val="1"/>
+      <w:numFmt w:val="bullet"/>
+      <w:lvlText w:val=""/>
+      <w:lvlJc w:val="left"/>
+      <w:pPr>
+        <w:ind w:left="6120" w:hanging="360"/>
+      </w:pPr>
+      <w:rPr>
+        <w:rFonts w:ascii="Wingdings" w:hAnsi="Wingdings" w:hint="default"/>
+      </w:rPr>
+    </w:lvl>
+  </w:abstractNum>
+  <w:abstractNum w:abstractNumId="18" w15:restartNumberingAfterBreak="0">
     <w:nsid w:val="48A92C9C"/>
     <w:multiLevelType w:val="hybridMultilevel"/>
     <w:tmpl w:val="3168A8BA"/>
@@ -3669,7 +3775,7 @@
       <w:lvlJc w:val="left"/>
     </w:lvl>
   </w:abstractNum>
-  <w:abstractNum w:abstractNumId="18" w15:restartNumberingAfterBreak="0">
+  <w:abstractNum w:abstractNumId="19" w15:restartNumberingAfterBreak="0">
     <w:nsid w:val="4BC917F2"/>
     <w:multiLevelType w:val="hybridMultilevel"/>
     <w:tmpl w:val="38F46310"/>
@@ -3781,7 +3887,7 @@
       </w:rPr>
     </w:lvl>
   </w:abstractNum>
-  <w:abstractNum w:abstractNumId="19" w15:restartNumberingAfterBreak="0">
+  <w:abstractNum w:abstractNumId="20" w15:restartNumberingAfterBreak="0">
     <w:nsid w:val="4FAF3C7A"/>
     <w:multiLevelType w:val="hybridMultilevel"/>
     <w:tmpl w:val="8C087EBA"/>
@@ -3893,7 +3999,7 @@
       </w:rPr>
     </w:lvl>
   </w:abstractNum>
-  <w:abstractNum w:abstractNumId="20" w15:restartNumberingAfterBreak="0">
+  <w:abstractNum w:abstractNumId="21" w15:restartNumberingAfterBreak="0">
     <w:nsid w:val="5325674C"/>
     <w:multiLevelType w:val="hybridMultilevel"/>
     <w:tmpl w:val="5D4E0294"/>
@@ -4006,7 +4112,7 @@
       </w:rPr>
     </w:lvl>
   </w:abstractNum>
-  <w:abstractNum w:abstractNumId="21" w15:restartNumberingAfterBreak="0">
+  <w:abstractNum w:abstractNumId="22" w15:restartNumberingAfterBreak="0">
     <w:nsid w:val="5A2C0413"/>
     <w:multiLevelType w:val="hybridMultilevel"/>
     <w:tmpl w:val="EE200B58"/>
@@ -4118,7 +4224,7 @@
       </w:rPr>
     </w:lvl>
   </w:abstractNum>
-  <w:abstractNum w:abstractNumId="22" w15:restartNumberingAfterBreak="0">
+  <w:abstractNum w:abstractNumId="23" w15:restartNumberingAfterBreak="0">
     <w:nsid w:val="60887FD4"/>
     <w:multiLevelType w:val="hybridMultilevel"/>
     <w:tmpl w:val="5E764D30"/>
@@ -4230,7 +4336,7 @@
       </w:rPr>
     </w:lvl>
   </w:abstractNum>
-  <w:abstractNum w:abstractNumId="23" w15:restartNumberingAfterBreak="0">
+  <w:abstractNum w:abstractNumId="24" w15:restartNumberingAfterBreak="0">
     <w:nsid w:val="64A14AF7"/>
     <w:multiLevelType w:val="hybridMultilevel"/>
     <w:tmpl w:val="6DE086E4"/>
@@ -4342,7 +4448,7 @@
       </w:rPr>
     </w:lvl>
   </w:abstractNum>
-  <w:abstractNum w:abstractNumId="24" w15:restartNumberingAfterBreak="0">
+  <w:abstractNum w:abstractNumId="25" w15:restartNumberingAfterBreak="0">
     <w:nsid w:val="65040A41"/>
     <w:multiLevelType w:val="hybridMultilevel"/>
     <w:tmpl w:val="3A647F84"/>
@@ -4454,7 +4560,7 @@
       </w:rPr>
     </w:lvl>
   </w:abstractNum>
-  <w:abstractNum w:abstractNumId="25" w15:restartNumberingAfterBreak="0">
+  <w:abstractNum w:abstractNumId="26" w15:restartNumberingAfterBreak="0">
     <w:nsid w:val="6B561906"/>
     <w:multiLevelType w:val="hybridMultilevel"/>
     <w:tmpl w:val="60144F7C"/>
@@ -4566,7 +4672,7 @@
       </w:rPr>
     </w:lvl>
   </w:abstractNum>
-  <w:abstractNum w:abstractNumId="26" w15:restartNumberingAfterBreak="0">
+  <w:abstractNum w:abstractNumId="27" w15:restartNumberingAfterBreak="0">
     <w:nsid w:val="6D3D191E"/>
     <w:multiLevelType w:val="hybridMultilevel"/>
     <w:tmpl w:val="DBE231BC"/>
@@ -4678,7 +4784,7 @@
       </w:rPr>
     </w:lvl>
   </w:abstractNum>
-  <w:abstractNum w:abstractNumId="27" w15:restartNumberingAfterBreak="0">
+  <w:abstractNum w:abstractNumId="28" w15:restartNumberingAfterBreak="0">
     <w:nsid w:val="7B0D673D"/>
     <w:multiLevelType w:val="hybridMultilevel"/>
     <w:tmpl w:val="AD369F36"/>
@@ -4790,7 +4896,7 @@
       </w:rPr>
     </w:lvl>
   </w:abstractNum>
-  <w:abstractNum w:abstractNumId="28" w15:restartNumberingAfterBreak="0">
+  <w:abstractNum w:abstractNumId="29" w15:restartNumberingAfterBreak="0">
     <w:nsid w:val="7F8F69ED"/>
     <w:multiLevelType w:val="hybridMultilevel"/>
     <w:tmpl w:val="E5BC1E0E"/>
@@ -4910,13 +5016,13 @@
     <w:abstractNumId w:val="7"/>
   </w:num>
   <w:num w:numId="3" w16cid:durableId="1996370325">
-    <w:abstractNumId w:val="19"/>
+    <w:abstractNumId w:val="20"/>
   </w:num>
   <w:num w:numId="4" w16cid:durableId="1112169818">
-    <w:abstractNumId w:val="26"/>
+    <w:abstractNumId w:val="27"/>
   </w:num>
   <w:num w:numId="5" w16cid:durableId="435060533">
-    <w:abstractNumId w:val="21"/>
+    <w:abstractNumId w:val="22"/>
   </w:num>
   <w:num w:numId="6" w16cid:durableId="1078865635">
     <w:abstractNumId w:val="16"/>
@@ -4931,16 +5037,16 @@
     <w:abstractNumId w:val="4"/>
   </w:num>
   <w:num w:numId="10" w16cid:durableId="27226089">
-    <w:abstractNumId w:val="18"/>
+    <w:abstractNumId w:val="19"/>
   </w:num>
   <w:num w:numId="11" w16cid:durableId="1572933281">
-    <w:abstractNumId w:val="22"/>
+    <w:abstractNumId w:val="23"/>
   </w:num>
   <w:num w:numId="12" w16cid:durableId="210502797">
     <w:abstractNumId w:val="2"/>
   </w:num>
   <w:num w:numId="13" w16cid:durableId="1074620078">
-    <w:abstractNumId w:val="24"/>
+    <w:abstractNumId w:val="25"/>
   </w:num>
   <w:num w:numId="14" w16cid:durableId="1292129829">
     <w:abstractNumId w:val="10"/>
@@ -4949,13 +5055,13 @@
     <w:abstractNumId w:val="3"/>
   </w:num>
   <w:num w:numId="16" w16cid:durableId="1772819265">
-    <w:abstractNumId w:val="25"/>
+    <w:abstractNumId w:val="26"/>
   </w:num>
   <w:num w:numId="17" w16cid:durableId="969745479">
-    <w:abstractNumId w:val="27"/>
+    <w:abstractNumId w:val="28"/>
   </w:num>
   <w:num w:numId="18" w16cid:durableId="182327213">
-    <w:abstractNumId w:val="25"/>
+    <w:abstractNumId w:val="26"/>
   </w:num>
   <w:num w:numId="19" w16cid:durableId="782766826">
     <w:abstractNumId w:val="14"/>
@@ -4973,10 +5079,10 @@
     <w:abstractNumId w:val="9"/>
   </w:num>
   <w:num w:numId="24" w16cid:durableId="1604681666">
-    <w:abstractNumId w:val="28"/>
+    <w:abstractNumId w:val="29"/>
   </w:num>
   <w:num w:numId="25" w16cid:durableId="1027412184">
-    <w:abstractNumId w:val="17"/>
+    <w:abstractNumId w:val="18"/>
     <w:lvlOverride w:ilvl="0">
       <w:startOverride w:val="1"/>
     </w:lvlOverride>
@@ -4997,10 +5103,13 @@
     </w:lvlOverride>
   </w:num>
   <w:num w:numId="29" w16cid:durableId="247278619">
-    <w:abstractNumId w:val="20"/>
+    <w:abstractNumId w:val="21"/>
   </w:num>
   <w:num w:numId="30" w16cid:durableId="788359589">
-    <w:abstractNumId w:val="23"/>
+    <w:abstractNumId w:val="24"/>
+  </w:num>
+  <w:num w:numId="31" w16cid:durableId="2089761640">
+    <w:abstractNumId w:val="17"/>
   </w:num>
 </w:numbering>
 </file>

--- a/templates/cv_template_DE_startup.docx
+++ b/templates/cv_template_DE_startup.docx
@@ -243,8 +243,34 @@
           <w:rFonts w:asciiTheme="minorHAnsi" w:eastAsia="Arial" w:hAnsiTheme="minorHAnsi" w:cs="Arial"/>
           <w:sz w:val="21"/>
           <w:szCs w:val="21"/>
-        </w:rPr>
-        <w:t>15% conversion lift (4% → 15%)</w:t>
+          <w:lang w:val="en-US"/>
+        </w:rPr>
+        <w:t>9</w:t>
+      </w:r>
+      <w:r>
+        <w:rPr>
+          <w:rFonts w:asciiTheme="minorHAnsi" w:eastAsia="Arial" w:hAnsiTheme="minorHAnsi" w:cs="Arial"/>
+          <w:sz w:val="21"/>
+          <w:szCs w:val="21"/>
+        </w:rPr>
+        <w:t xml:space="preserve">% conversion lift (4% → </w:t>
+      </w:r>
+      <w:r>
+        <w:rPr>
+          <w:rFonts w:asciiTheme="minorHAnsi" w:eastAsia="Arial" w:hAnsiTheme="minorHAnsi" w:cs="Arial"/>
+          <w:sz w:val="21"/>
+          <w:szCs w:val="21"/>
+          <w:lang w:val="en-US"/>
+        </w:rPr>
+        <w:t>9</w:t>
+      </w:r>
+      <w:r>
+        <w:rPr>
+          <w:rFonts w:asciiTheme="minorHAnsi" w:eastAsia="Arial" w:hAnsiTheme="minorHAnsi" w:cs="Arial"/>
+          <w:sz w:val="21"/>
+          <w:szCs w:val="21"/>
+        </w:rPr>
+        <w:t>%)</w:t>
       </w:r>
       <w:r>
         <w:rPr>

--- a/templates/cv_template_DE_startup.docx
+++ b/templates/cv_template_DE_startup.docx
@@ -240,37 +240,20 @@
       </w:r>
       <w:r>
         <w:rPr>
+          <w:rFonts w:asciiTheme="minorHAnsi" w:hAnsiTheme="minorHAnsi"/>
+          <w:sz w:val="21"/>
+          <w:szCs w:val="21"/>
+          <w:lang w:val="en-US"/>
+        </w:rPr>
+        <w:t>25</w:t>
+      </w:r>
+      <w:r>
+        <w:rPr>
           <w:rFonts w:asciiTheme="minorHAnsi" w:eastAsia="Arial" w:hAnsiTheme="minorHAnsi" w:cs="Arial"/>
           <w:sz w:val="21"/>
           <w:szCs w:val="21"/>
-          <w:lang w:val="en-US"/>
-        </w:rPr>
-        <w:t>9</w:t>
-      </w:r>
-      <w:r>
-        <w:rPr>
-          <w:rFonts w:asciiTheme="minorHAnsi" w:eastAsia="Arial" w:hAnsiTheme="minorHAnsi" w:cs="Arial"/>
-          <w:sz w:val="21"/>
-          <w:szCs w:val="21"/>
-        </w:rPr>
-        <w:t xml:space="preserve">% conversion lift (4% → </w:t>
-      </w:r>
-      <w:r>
-        <w:rPr>
-          <w:rFonts w:asciiTheme="minorHAnsi" w:eastAsia="Arial" w:hAnsiTheme="minorHAnsi" w:cs="Arial"/>
-          <w:sz w:val="21"/>
-          <w:szCs w:val="21"/>
-          <w:lang w:val="en-US"/>
-        </w:rPr>
-        <w:t>9</w:t>
-      </w:r>
-      <w:r>
-        <w:rPr>
-          <w:rFonts w:asciiTheme="minorHAnsi" w:eastAsia="Arial" w:hAnsiTheme="minorHAnsi" w:cs="Arial"/>
-          <w:sz w:val="21"/>
-          <w:szCs w:val="21"/>
-        </w:rPr>
-        <w:t>%)</w:t>
+        </w:rPr>
+        <w:t>% conversion lift</w:t>
       </w:r>
       <w:r>
         <w:rPr>

--- a/templates/cv_template_DE_startup.docx
+++ b/templates/cv_template_DE_startup.docx
@@ -245,7 +245,16 @@
           <w:szCs w:val="21"/>
           <w:lang w:val="en-US"/>
         </w:rPr>
-        <w:t>25</w:t>
+        <w:t>1</w:t>
+      </w:r>
+      <w:r>
+        <w:rPr>
+          <w:rFonts w:asciiTheme="minorHAnsi" w:hAnsiTheme="minorHAnsi"/>
+          <w:sz w:val="21"/>
+          <w:szCs w:val="21"/>
+          <w:lang w:val="en-US"/>
+        </w:rPr>
+        <w:t>5</w:t>
       </w:r>
       <w:r>
         <w:rPr>
